--- a/docs/studyguides/introtonumericalfractions.docx
+++ b/docs/studyguides/introtonumericalfractions.docx
@@ -5262,7 +5262,7 @@
       </w:r>
     </w:p>
     <w:bookmarkEnd w:id="72"/>
-    <w:bookmarkStart w:id="93" w:name="simplifying-fractions"/>
+    <w:bookmarkStart w:id="96" w:name="simplifying-fractions"/>
     <w:p>
       <w:pPr>
         <w:pStyle w:val="Heading1"/>
@@ -6246,7 +6246,145 @@
         <w:pStyle w:val="FirstParagraph"/>
       </w:pPr>
       <w:r>
-        <w:t xml:space="preserve">Common factors are used in the process of determining whether a fraction is fully simplified or not. The method for fully simplifying a fraction depends on finding the highest common factor.</w:t>
+        <w:t xml:space="preserve"> </w:t>
+      </w:r>
+    </w:p>
+    <w:tbl>
+      <w:tblPr>
+        <w:tblStyle w:val="Table"/>
+        <w:tblLook w:firstRow="0" w:lastRow="0" w:firstColumn="0" w:lastColumn="0" w:noHBand="0" w:noVBand="0" w:val="0000"/>
+        <w:tblBorders>
+          <w:top w:val="single" w:sz="4" w:space="0" w:color="00A047"/>
+          <w:left w:val="single" w:sz="24" w:space="0" w:color="00A047"/>
+          <w:bottom w:val="single" w:sz="4" w:space="0" w:color="00A047"/>
+          <w:right w:val="single" w:sz="4" w:space="0" w:color="00A047"/>
+        </w:tblBorders>
+        <w:tblCellMar>
+          <w:left w:w="144" w:type="dxa"/>
+          <w:right w:w="144" w:type="dxa"/>
+        </w:tblCellMar>
+        <w:tblLook w:firstRow="0" w:lastRow="0" w:firstColumn="0" w:lastColumn="0" w:noHBand="0" w:noVBand="0" w:val="0000"/>
+      </w:tblPr>
+      <w:tr>
+        <w:trPr>
+          <w:cantSplit/>
+        </w:trPr>
+        <w:tc>
+          <w:tcPr>
+            <w:shd w:color="auto" w:fill="ccf1e3" w:val="clear"/>
+            <w:tcMar>
+              <w:top w:w="92" w:type="dxa"/>
+              <w:bottom w:w="92" w:type="dxa"/>
+            </w:tcMar>
+          </w:tcPr>
+          <w:p>
+            <w:pPr>
+              <w:pStyle w:val="BodyText"/>
+            </w:pPr>
+            <w:pPr>
+              <w:spacing w:before="0" w:after="0"/>
+              <w:textAlignment w:val="center"/>
+            </w:pPr>
+            <w:r>
+              <w:drawing>
+                <wp:inline>
+                  <wp:extent cx="152400" cy="152400"/>
+                  <wp:effectExtent b="0" l="0" r="0" t="0"/>
+                  <wp:docPr descr="" title="" id="77" name="Picture"/>
+                  <a:graphic>
+                    <a:graphicData uri="http://schemas.openxmlformats.org/drawingml/2006/picture">
+                      <pic:pic>
+                        <pic:nvPicPr>
+                          <pic:cNvPr descr="/Applications/quarto/share/formats/docx/tip.png" id="78" name="Picture"/>
+                          <pic:cNvPicPr>
+                            <a:picLocks noChangeArrowheads="1" noChangeAspect="1"/>
+                          </pic:cNvPicPr>
+                        </pic:nvPicPr>
+                        <pic:blipFill>
+                          <a:blip r:embed="rId26"/>
+                          <a:stretch>
+                            <a:fillRect/>
+                          </a:stretch>
+                        </pic:blipFill>
+                        <pic:spPr bwMode="auto">
+                          <a:xfrm>
+                            <a:off x="0" y="0"/>
+                            <a:ext cx="152400" cy="152400"/>
+                          </a:xfrm>
+                          <a:prstGeom prst="rect">
+                            <a:avLst/>
+                          </a:prstGeom>
+                          <a:noFill/>
+                          <a:ln w="9525">
+                            <a:noFill/>
+                            <a:headEnd/>
+                            <a:tailEnd/>
+                          </a:ln>
+                        </pic:spPr>
+                      </pic:pic>
+                    </a:graphicData>
+                  </a:graphic>
+                </wp:inline>
+              </w:drawing>
+            </w:r>
+            <w:r>
+              <w:t xml:space="preserve"> </w:t>
+            </w:r>
+            <w:r>
+              <w:t xml:space="preserve"> </w:t>
+            </w:r>
+            <w:r>
+              <w:t xml:space="preserve">Tip</w:t>
+            </w:r>
+          </w:p>
+        </w:tc>
+      </w:tr>
+      <w:tr>
+        <w:trPr>
+          <w:cantSplit/>
+        </w:trPr>
+        <w:tc>
+          <w:tcPr>
+            <w:tcMar>
+              <w:top w:w="108" w:type="dxa"/>
+              <w:bottom w:w="108" w:type="dxa"/>
+            </w:tcMar>
+          </w:tcPr>
+          <w:p>
+            <w:pPr>
+              <w:pStyle w:val="BodyText"/>
+            </w:pPr>
+            <w:pPr>
+              <w:spacing w:before="16" w:after="16"/>
+            </w:pPr>
+            <w:r>
+              <w:t xml:space="preserve">If you would like to check your answers for the highest common factor of two integers, you can use our calculator at</w:t>
+            </w:r>
+            <w:r>
+              <w:t xml:space="preserve"> </w:t>
+            </w:r>
+            <w:hyperlink r:id="rId79">
+              <w:r>
+                <w:rPr>
+                  <w:rStyle w:val="Hyperlink"/>
+                </w:rPr>
+                <w:t xml:space="preserve">Calculator: Highest common factor, lowest common multiple</w:t>
+              </w:r>
+            </w:hyperlink>
+            <w:r>
+              <w:t xml:space="preserve">.</w:t>
+            </w:r>
+          </w:p>
+          <w:p/>
+        </w:tc>
+      </w:tr>
+    </w:tbl>
+    <w:p>
+      <w:pPr>
+        <w:pStyle w:val="BodyText"/>
+      </w:pPr>
+      <w:r>
+        <w:t xml:space="preserve">Highest common factors are used in the process of determining whether a fraction is fully simplified or not. The method for fully simplifying a fraction depends on finding the highest common factor.</w:t>
       </w:r>
     </w:p>
     <w:tbl>
@@ -6290,12 +6428,12 @@
                 <wp:inline>
                   <wp:extent cx="152400" cy="152400"/>
                   <wp:effectExtent b="0" l="0" r="0" t="0"/>
-                  <wp:docPr descr="" title="" id="77" name="Picture"/>
+                  <wp:docPr descr="" title="" id="80" name="Picture"/>
                   <a:graphic>
                     <a:graphicData uri="http://schemas.openxmlformats.org/drawingml/2006/picture">
                       <pic:pic>
                         <pic:nvPicPr>
-                          <pic:cNvPr descr="/Applications/quarto/share/formats/docx/note.png" id="78" name="Picture"/>
+                          <pic:cNvPr descr="/Applications/quarto/share/formats/docx/note.png" id="81" name="Picture"/>
                           <pic:cNvPicPr>
                             <a:picLocks noChangeArrowheads="1" noChangeAspect="1"/>
                           </pic:cNvPicPr>
@@ -6466,12 +6604,12 @@
                 <wp:inline>
                   <wp:extent cx="152400" cy="152400"/>
                   <wp:effectExtent b="0" l="0" r="0" t="0"/>
-                  <wp:docPr descr="" title="" id="79" name="Picture"/>
+                  <wp:docPr descr="" title="" id="82" name="Picture"/>
                   <a:graphic>
                     <a:graphicData uri="http://schemas.openxmlformats.org/drawingml/2006/picture">
                       <pic:pic>
                         <pic:nvPicPr>
-                          <pic:cNvPr descr="/Applications/quarto/share/formats/docx/note.png" id="80" name="Picture"/>
+                          <pic:cNvPr descr="/Applications/quarto/share/formats/docx/note.png" id="83" name="Picture"/>
                           <pic:cNvPicPr>
                             <a:picLocks noChangeArrowheads="1" noChangeAspect="1"/>
                           </pic:cNvPicPr>
@@ -7031,12 +7169,12 @@
                 <wp:inline>
                   <wp:extent cx="152400" cy="152400"/>
                   <wp:effectExtent b="0" l="0" r="0" t="0"/>
-                  <wp:docPr descr="" title="" id="81" name="Picture"/>
+                  <wp:docPr descr="" title="" id="84" name="Picture"/>
                   <a:graphic>
                     <a:graphicData uri="http://schemas.openxmlformats.org/drawingml/2006/picture">
                       <pic:pic>
                         <pic:nvPicPr>
-                          <pic:cNvPr descr="/Applications/quarto/share/formats/docx/note.png" id="82" name="Picture"/>
+                          <pic:cNvPr descr="/Applications/quarto/share/formats/docx/note.png" id="85" name="Picture"/>
                           <pic:cNvPicPr>
                             <a:picLocks noChangeArrowheads="1" noChangeAspect="1"/>
                           </pic:cNvPicPr>
@@ -7391,18 +7529,18 @@
           <wp:inline>
             <wp:extent cx="5755521" cy="1168230"/>
             <wp:effectExtent b="0" l="0" r="0" t="0"/>
-            <wp:docPr descr="The process of simplifying fractions, represented by shaded parts of two circles." title="" id="84" name="Picture"/>
+            <wp:docPr descr="The process of simplifying fractions, represented by shaded parts of two circles." title="" id="87" name="Picture"/>
             <a:graphic>
               <a:graphicData uri="http://schemas.openxmlformats.org/drawingml/2006/picture">
                 <pic:pic>
                   <pic:nvPicPr>
-                    <pic:cNvPr descr="FiguresPNG/introtonumericalfractions-fig7.png" id="85" name="Picture"/>
+                    <pic:cNvPr descr="FiguresPNG/introtonumericalfractions-fig7.png" id="88" name="Picture"/>
                     <pic:cNvPicPr>
                       <a:picLocks noChangeArrowheads="1" noChangeAspect="1"/>
                     </pic:cNvPicPr>
                   </pic:nvPicPr>
                   <pic:blipFill>
-                    <a:blip r:embed="rId83"/>
+                    <a:blip r:embed="rId86"/>
                     <a:stretch>
                       <a:fillRect/>
                     </a:stretch>
@@ -7640,12 +7778,12 @@
                 <wp:inline>
                   <wp:extent cx="152400" cy="152400"/>
                   <wp:effectExtent b="0" l="0" r="0" t="0"/>
-                  <wp:docPr descr="" title="" id="86" name="Picture"/>
+                  <wp:docPr descr="" title="" id="89" name="Picture"/>
                   <a:graphic>
                     <a:graphicData uri="http://schemas.openxmlformats.org/drawingml/2006/picture">
                       <pic:pic>
                         <pic:nvPicPr>
-                          <pic:cNvPr descr="/Applications/quarto/share/formats/docx/tip.png" id="87" name="Picture"/>
+                          <pic:cNvPr descr="/Applications/quarto/share/formats/docx/tip.png" id="90" name="Picture"/>
                           <pic:cNvPicPr>
                             <a:picLocks noChangeArrowheads="1" noChangeAspect="1"/>
                           </pic:cNvPicPr>
@@ -7764,12 +7902,12 @@
                 <wp:inline>
                   <wp:extent cx="152400" cy="152400"/>
                   <wp:effectExtent b="0" l="0" r="0" t="0"/>
-                  <wp:docPr descr="" title="" id="88" name="Picture"/>
+                  <wp:docPr descr="" title="" id="91" name="Picture"/>
                   <a:graphic>
                     <a:graphicData uri="http://schemas.openxmlformats.org/drawingml/2006/picture">
                       <pic:pic>
                         <pic:nvPicPr>
-                          <pic:cNvPr descr="/Applications/quarto/share/formats/docx/important.png" id="89" name="Picture"/>
+                          <pic:cNvPr descr="/Applications/quarto/share/formats/docx/important.png" id="92" name="Picture"/>
                           <pic:cNvPicPr>
                             <a:picLocks noChangeArrowheads="1" noChangeAspect="1"/>
                           </pic:cNvPicPr>
@@ -8028,18 +8166,18 @@
                 <wp:inline>
                   <wp:extent cx="152400" cy="152400"/>
                   <wp:effectExtent b="0" l="0" r="0" t="0"/>
-                  <wp:docPr descr="" title="" id="91" name="Picture"/>
+                  <wp:docPr descr="" title="" id="94" name="Picture"/>
                   <a:graphic>
                     <a:graphicData uri="http://schemas.openxmlformats.org/drawingml/2006/picture">
                       <pic:pic>
                         <pic:nvPicPr>
-                          <pic:cNvPr descr="/Applications/quarto/share/formats/docx/warning.png" id="92" name="Picture"/>
+                          <pic:cNvPr descr="/Applications/quarto/share/formats/docx/warning.png" id="95" name="Picture"/>
                           <pic:cNvPicPr>
                             <a:picLocks noChangeArrowheads="1" noChangeAspect="1"/>
                           </pic:cNvPicPr>
                         </pic:nvPicPr>
                         <pic:blipFill>
-                          <a:blip r:embed="rId90"/>
+                          <a:blip r:embed="rId93"/>
                           <a:stretch>
                             <a:fillRect/>
                           </a:stretch>
@@ -8372,8 +8510,8 @@
         <w:t xml:space="preserve">.</w:t>
       </w:r>
     </w:p>
-    <w:bookmarkEnd w:id="93"/>
-    <w:bookmarkStart w:id="94" w:name="quick-check-problems"/>
+    <w:bookmarkEnd w:id="96"/>
+    <w:bookmarkStart w:id="97" w:name="quick-check-problems"/>
     <w:p>
       <w:pPr>
         <w:pStyle w:val="Heading1"/>
@@ -8797,8 +8935,8 @@
         <w:t xml:space="preserve">in its simplest form.</w:t>
       </w:r>
     </w:p>
-    <w:bookmarkEnd w:id="94"/>
-    <w:bookmarkStart w:id="98" w:name="further-reading"/>
+    <w:bookmarkEnd w:id="97"/>
+    <w:bookmarkStart w:id="101" w:name="further-reading"/>
     <w:p>
       <w:pPr>
         <w:pStyle w:val="Heading1"/>
@@ -8811,7 +8949,7 @@
       <w:pPr>
         <w:pStyle w:val="FirstParagraph"/>
       </w:pPr>
-      <w:hyperlink r:id="rId95">
+      <w:hyperlink r:id="rId98">
         <w:r>
           <w:rPr>
             <w:rStyle w:val="Hyperlink"/>
@@ -8833,7 +8971,7 @@
         </w:r>
       </w:hyperlink>
     </w:p>
-    <w:bookmarkStart w:id="97" w:name="version-history"/>
+    <w:bookmarkStart w:id="100" w:name="version-history"/>
     <w:p>
       <w:pPr>
         <w:pStyle w:val="Heading2"/>
@@ -8854,7 +8992,7 @@
       <w:pPr>
         <w:pStyle w:val="BodyText"/>
       </w:pPr>
-      <w:hyperlink r:id="rId96">
+      <w:hyperlink r:id="rId99">
         <w:r>
           <w:rPr>
             <w:rStyle w:val="Hyperlink"/>
@@ -8863,8 +9001,8 @@
         </w:r>
       </w:hyperlink>
     </w:p>
-    <w:bookmarkEnd w:id="97"/>
-    <w:bookmarkEnd w:id="98"/>
+    <w:bookmarkEnd w:id="100"/>
+    <w:bookmarkEnd w:id="101"/>
     <w:sectPr>
       <w:pgSz w:h="15840" w:w="12240"/>
       <w:pgMar w:bottom="1440" w:footer="720" w:gutter="0" w:header="720" w:left="1440" w:right="1440" w:top="1440"/>

--- a/docs/studyguides/introtonumericalfractions.docx
+++ b/docs/studyguides/introtonumericalfractions.docx
@@ -34,7 +34,7 @@
         <w:t xml:space="preserve">Fractions are a fundamental concept used to represent parts of a whole. They provide a precise way to describe values that are not whole numbers, helping you to understand the relationship between different quantities. Fractions are essential in many daily tasks, such as managing finances or using recipes, and are vital in technical fields from engineering to medicine.</w:t>
       </w:r>
     </w:p>
-    <w:bookmarkStart w:id="33" w:name="what-is-a-fraction"/>
+    <w:bookmarkStart w:id="22" w:name="what-is-a-fraction"/>
     <w:p>
       <w:pPr>
         <w:pStyle w:val="Heading1"/>
@@ -105,8 +105,8 @@
           <m:r>
             <m:rPr>
               <m:nor/>
+              <m:scr m:val="sans-serif"/>
               <m:sty m:val="p"/>
-              <m:scr m:val="sans-serif"/>
             </m:rPr>
             <m:t>three eighths</m:t>
           </m:r>
@@ -162,18 +162,18 @@
                 <wp:inline>
                   <wp:extent cx="152400" cy="152400"/>
                   <wp:effectExtent b="0" l="0" r="0" t="0"/>
-                  <wp:docPr descr="" title="" id="21" name="Picture"/>
+                  <wp:docPr descr="" title="" id="10" name="Picture"/>
                   <a:graphic>
                     <a:graphicData uri="http://schemas.openxmlformats.org/drawingml/2006/picture">
                       <pic:pic>
                         <pic:nvPicPr>
-                          <pic:cNvPr descr="/Applications/quarto/share/formats/docx/note.png" id="22" name="Picture"/>
+                          <pic:cNvPr descr="/Applications/quarto/share/formats/docx/note.png" id="11" name="Picture"/>
                           <pic:cNvPicPr>
                             <a:picLocks noChangeArrowheads="1" noChangeAspect="1"/>
                           </pic:cNvPicPr>
                         </pic:nvPicPr>
                         <pic:blipFill>
-                          <a:blip r:embed="rId20"/>
+                          <a:blip r:embed="rId9"/>
                           <a:stretch>
                             <a:fillRect/>
                           </a:stretch>
@@ -295,8 +295,8 @@
                     <m:r>
                       <m:rPr>
                         <m:nor/>
+                        <m:scr m:val="sans-serif"/>
                         <m:sty m:val="p"/>
-                        <m:scr m:val="sans-serif"/>
                       </m:rPr>
                       <m:t>numerator</m:t>
                     </m:r>
@@ -305,8 +305,8 @@
                     <m:r>
                       <m:rPr>
                         <m:nor/>
+                        <m:scr m:val="sans-serif"/>
                         <m:sty m:val="p"/>
-                        <m:scr m:val="sans-serif"/>
                       </m:rPr>
                       <m:t>denominator</m:t>
                     </m:r>
@@ -438,18 +438,18 @@
           <wp:inline>
             <wp:extent cx="5943600" cy="1418359"/>
             <wp:effectExtent b="0" l="0" r="0" t="0"/>
-            <wp:docPr descr="Fractions represented by shaded slices of a pizza." title="" id="24" name="Picture"/>
+            <wp:docPr descr="Fractions represented by shaded slices of a pizza." title="" id="13" name="Picture"/>
             <a:graphic>
               <a:graphicData uri="http://schemas.openxmlformats.org/drawingml/2006/picture">
                 <pic:pic>
                   <pic:nvPicPr>
-                    <pic:cNvPr descr="FiguresPNG/introtonumericalfractions-fig2.png" id="25" name="Picture"/>
+                    <pic:cNvPr descr="FiguresPNG/introtonumericalfractions-fig2.png" id="14" name="Picture"/>
                     <pic:cNvPicPr>
                       <a:picLocks noChangeArrowheads="1" noChangeAspect="1"/>
                     </pic:cNvPicPr>
                   </pic:nvPicPr>
                   <pic:blipFill>
-                    <a:blip r:embed="rId23"/>
+                    <a:blip r:embed="rId12"/>
                     <a:stretch>
                       <a:fillRect/>
                     </a:stretch>
@@ -525,18 +525,18 @@
                 <wp:inline>
                   <wp:extent cx="152400" cy="152400"/>
                   <wp:effectExtent b="0" l="0" r="0" t="0"/>
-                  <wp:docPr descr="" title="" id="27" name="Picture"/>
+                  <wp:docPr descr="" title="" id="16" name="Picture"/>
                   <a:graphic>
                     <a:graphicData uri="http://schemas.openxmlformats.org/drawingml/2006/picture">
                       <pic:pic>
                         <pic:nvPicPr>
-                          <pic:cNvPr descr="/Applications/quarto/share/formats/docx/tip.png" id="28" name="Picture"/>
+                          <pic:cNvPr descr="/Applications/quarto/share/formats/docx/tip.png" id="17" name="Picture"/>
                           <pic:cNvPicPr>
                             <a:picLocks noChangeArrowheads="1" noChangeAspect="1"/>
                           </pic:cNvPicPr>
                         </pic:nvPicPr>
                         <pic:blipFill>
-                          <a:blip r:embed="rId26"/>
+                          <a:blip r:embed="rId15"/>
                           <a:stretch>
                             <a:fillRect/>
                           </a:stretch>
@@ -613,8 +613,8 @@
                     <m:r>
                       <m:rPr>
                         <m:nor/>
+                        <m:scr m:val="sans-serif"/>
                         <m:sty m:val="p"/>
-                        <m:scr m:val="sans-serif"/>
                       </m:rPr>
                       <m:t>numerator</m:t>
                     </m:r>
@@ -623,8 +623,8 @@
                     <m:r>
                       <m:rPr>
                         <m:nor/>
+                        <m:scr m:val="sans-serif"/>
                         <m:sty m:val="p"/>
-                        <m:scr m:val="sans-serif"/>
                       </m:rPr>
                       <m:t>denominator</m:t>
                     </m:r>
@@ -644,8 +644,8 @@
                     <m:r>
                       <m:rPr>
                         <m:nor/>
+                        <m:scr m:val="sans-serif"/>
                         <m:sty m:val="p"/>
-                        <m:scr m:val="sans-serif"/>
                       </m:rPr>
                       <m:t>"number you have"</m:t>
                     </m:r>
@@ -654,8 +654,8 @@
                     <m:r>
                       <m:rPr>
                         <m:nor/>
+                        <m:scr m:val="sans-serif"/>
                         <m:sty m:val="p"/>
-                        <m:scr m:val="sans-serif"/>
                       </m:rPr>
                       <m:t>"number in total"</m:t>
                     </m:r>
@@ -716,18 +716,18 @@
                 <wp:inline>
                   <wp:extent cx="152400" cy="152400"/>
                   <wp:effectExtent b="0" l="0" r="0" t="0"/>
-                  <wp:docPr descr="" title="" id="29" name="Picture"/>
+                  <wp:docPr descr="" title="" id="18" name="Picture"/>
                   <a:graphic>
                     <a:graphicData uri="http://schemas.openxmlformats.org/drawingml/2006/picture">
                       <pic:pic>
                         <pic:nvPicPr>
-                          <pic:cNvPr descr="/Applications/quarto/share/formats/docx/note.png" id="30" name="Picture"/>
+                          <pic:cNvPr descr="/Applications/quarto/share/formats/docx/note.png" id="19" name="Picture"/>
                           <pic:cNvPicPr>
                             <a:picLocks noChangeArrowheads="1" noChangeAspect="1"/>
                           </pic:cNvPicPr>
                         </pic:nvPicPr>
                         <pic:blipFill>
-                          <a:blip r:embed="rId20"/>
+                          <a:blip r:embed="rId9"/>
                           <a:stretch>
                             <a:fillRect/>
                           </a:stretch>
@@ -979,18 +979,18 @@
                 <wp:inline>
                   <wp:extent cx="152400" cy="152400"/>
                   <wp:effectExtent b="0" l="0" r="0" t="0"/>
-                  <wp:docPr descr="" title="" id="31" name="Picture"/>
+                  <wp:docPr descr="" title="" id="20" name="Picture"/>
                   <a:graphic>
                     <a:graphicData uri="http://schemas.openxmlformats.org/drawingml/2006/picture">
                       <pic:pic>
                         <pic:nvPicPr>
-                          <pic:cNvPr descr="/Applications/quarto/share/formats/docx/tip.png" id="32" name="Picture"/>
+                          <pic:cNvPr descr="/Applications/quarto/share/formats/docx/tip.png" id="21" name="Picture"/>
                           <pic:cNvPicPr>
                             <a:picLocks noChangeArrowheads="1" noChangeAspect="1"/>
                           </pic:cNvPicPr>
                         </pic:nvPicPr>
                         <pic:blipFill>
-                          <a:blip r:embed="rId26"/>
+                          <a:blip r:embed="rId15"/>
                           <a:stretch>
                             <a:fillRect/>
                           </a:stretch>
@@ -1054,8 +1054,8 @@
         </w:tc>
       </w:tr>
     </w:tbl>
-    <w:bookmarkEnd w:id="33"/>
-    <w:bookmarkStart w:id="44" w:name="types-of-fractions"/>
+    <w:bookmarkEnd w:id="22"/>
+    <w:bookmarkStart w:id="33" w:name="types-of-fractions"/>
     <w:p>
       <w:pPr>
         <w:pStyle w:val="Heading1"/>
@@ -1160,8 +1160,8 @@
                 <m:r>
                   <m:rPr>
                     <m:nor/>
+                    <m:scr m:val="sans-serif"/>
                     <m:sty m:val="p"/>
-                    <m:scr m:val="sans-serif"/>
                   </m:rPr>
                   <m:t>three eighths</m:t>
                 </m:r>
@@ -1172,8 +1172,8 @@
                 <m:r>
                   <m:rPr>
                     <m:nor/>
+                    <m:scr m:val="sans-serif"/>
                     <m:sty m:val="p"/>
-                    <m:scr m:val="sans-serif"/>
                   </m:rPr>
                   <m:t>proper fraction</m:t>
                 </m:r>
@@ -1220,8 +1220,8 @@
                 <m:r>
                   <m:rPr>
                     <m:nor/>
+                    <m:scr m:val="sans-serif"/>
                     <m:sty m:val="p"/>
-                    <m:scr m:val="sans-serif"/>
                   </m:rPr>
                   <m:t>seven quarters</m:t>
                 </m:r>
@@ -1232,8 +1232,8 @@
                 <m:r>
                   <m:rPr>
                     <m:nor/>
+                    <m:scr m:val="sans-serif"/>
                     <m:sty m:val="p"/>
-                    <m:scr m:val="sans-serif"/>
                   </m:rPr>
                   <m:t>improper fraction</m:t>
                 </m:r>
@@ -1283,8 +1283,8 @@
                 <m:r>
                   <m:rPr>
                     <m:nor/>
+                    <m:scr m:val="sans-serif"/>
                     <m:sty m:val="p"/>
-                    <m:scr m:val="sans-serif"/>
                   </m:rPr>
                   <m:t>one and three quarters</m:t>
                 </m:r>
@@ -1295,8 +1295,8 @@
                 <m:r>
                   <m:rPr>
                     <m:nor/>
+                    <m:scr m:val="sans-serif"/>
                     <m:sty m:val="p"/>
-                    <m:scr m:val="sans-serif"/>
                   </m:rPr>
                   <m:t>mixed number</m:t>
                 </m:r>
@@ -1355,18 +1355,18 @@
                 <wp:inline>
                   <wp:extent cx="152400" cy="152400"/>
                   <wp:effectExtent b="0" l="0" r="0" t="0"/>
-                  <wp:docPr descr="" title="" id="34" name="Picture"/>
+                  <wp:docPr descr="" title="" id="23" name="Picture"/>
                   <a:graphic>
                     <a:graphicData uri="http://schemas.openxmlformats.org/drawingml/2006/picture">
                       <pic:pic>
                         <pic:nvPicPr>
-                          <pic:cNvPr descr="/Applications/quarto/share/formats/docx/note.png" id="35" name="Picture"/>
+                          <pic:cNvPr descr="/Applications/quarto/share/formats/docx/note.png" id="24" name="Picture"/>
                           <pic:cNvPicPr>
                             <a:picLocks noChangeArrowheads="1" noChangeAspect="1"/>
                           </pic:cNvPicPr>
                         </pic:nvPicPr>
                         <pic:blipFill>
-                          <a:blip r:embed="rId20"/>
+                          <a:blip r:embed="rId9"/>
                           <a:stretch>
                             <a:fillRect/>
                           </a:stretch>
@@ -1762,18 +1762,18 @@
                 <wp:inline>
                   <wp:extent cx="152400" cy="152400"/>
                   <wp:effectExtent b="0" l="0" r="0" t="0"/>
-                  <wp:docPr descr="" title="" id="36" name="Picture"/>
+                  <wp:docPr descr="" title="" id="25" name="Picture"/>
                   <a:graphic>
                     <a:graphicData uri="http://schemas.openxmlformats.org/drawingml/2006/picture">
                       <pic:pic>
                         <pic:nvPicPr>
-                          <pic:cNvPr descr="/Applications/quarto/share/formats/docx/note.png" id="37" name="Picture"/>
+                          <pic:cNvPr descr="/Applications/quarto/share/formats/docx/note.png" id="26" name="Picture"/>
                           <pic:cNvPicPr>
                             <a:picLocks noChangeArrowheads="1" noChangeAspect="1"/>
                           </pic:cNvPicPr>
                         </pic:nvPicPr>
                         <pic:blipFill>
-                          <a:blip r:embed="rId20"/>
+                          <a:blip r:embed="rId9"/>
                           <a:stretch>
                             <a:fillRect/>
                           </a:stretch>
@@ -1837,257 +1837,236 @@
                 <m:jc m:val="center"/>
               </m:oMathParaPr>
               <m:oMath>
-                <m:m>
-                  <m:mPr>
-                    <m:baseJc m:val="center"/>
-                    <m:plcHide m:val="on"/>
-                    <m:mcs>
-                      <m:mc>
-                        <m:mcPr>
-                          <m:mcJc m:val="right"/>
-                          <m:count m:val="1"/>
-                        </m:mcPr>
-                      </m:mc>
-                      <m:mc>
-                        <m:mcPr>
-                          <m:mcJc m:val="left"/>
-                          <m:count m:val="1"/>
-                        </m:mcPr>
-                      </m:mc>
-                    </m:mcs>
-                  </m:mPr>
-                  <m:mr>
-                    <m:e>
-                      <m:r>
-                        <m:rPr>
-                          <m:nor/>
-                          <m:sty m:val="p"/>
-                          <m:scr m:val="sans-serif"/>
-                        </m:rPr>
-                        <m:t>Proper fractions:</m:t>
-                      </m:r>
-                      <m:r>
-                        <m:t> </m:t>
-                      </m:r>
-                    </m:e>
-                    <m:e>
-                      <m:f>
-                        <m:fPr>
-                          <m:type m:val="bar"/>
-                        </m:fPr>
-                        <m:num>
-                          <m:r>
-                            <m:t>1</m:t>
-                          </m:r>
-                        </m:num>
-                        <m:den>
-                          <m:r>
-                            <m:t>4</m:t>
-                          </m:r>
-                        </m:den>
-                      </m:f>
-                      <m:r>
-                        <m:t> </m:t>
-                      </m:r>
-                      <m:f>
-                        <m:fPr>
-                          <m:type m:val="bar"/>
-                        </m:fPr>
-                        <m:num>
-                          <m:r>
-                            <m:t>1</m:t>
-                          </m:r>
-                        </m:num>
-                        <m:den>
-                          <m:r>
-                            <m:t>2</m:t>
-                          </m:r>
-                        </m:den>
-                      </m:f>
-                      <m:r>
-                        <m:t> </m:t>
-                      </m:r>
-                      <m:f>
-                        <m:fPr>
-                          <m:type m:val="bar"/>
-                        </m:fPr>
-                        <m:num>
-                          <m:r>
-                            <m:t>14</m:t>
-                          </m:r>
-                        </m:num>
-                        <m:den>
-                          <m:r>
-                            <m:t>25</m:t>
-                          </m:r>
-                        </m:den>
-                      </m:f>
-                    </m:e>
-                  </m:mr>
-                  <m:mr>
-                    <m:e>
-                      <m:r>
-                        <m:rPr>
-                          <m:nor/>
-                          <m:sty m:val="p"/>
-                          <m:scr m:val="sans-serif"/>
-                        </m:rPr>
-                        <m:t>Improper fractions:</m:t>
-                      </m:r>
-                      <m:r>
-                        <m:t> </m:t>
-                      </m:r>
-                    </m:e>
-                    <m:e>
-                      <m:f>
-                        <m:fPr>
-                          <m:type m:val="bar"/>
-                        </m:fPr>
-                        <m:num>
-                          <m:r>
-                            <m:t>7</m:t>
-                          </m:r>
-                        </m:num>
-                        <m:den>
-                          <m:r>
-                            <m:t>4</m:t>
-                          </m:r>
-                        </m:den>
-                      </m:f>
-                      <m:r>
-                        <m:t> </m:t>
-                      </m:r>
-                      <m:f>
-                        <m:fPr>
-                          <m:type m:val="bar"/>
-                        </m:fPr>
-                        <m:num>
-                          <m:r>
-                            <m:t>5</m:t>
-                          </m:r>
-                        </m:num>
-                        <m:den>
-                          <m:r>
-                            <m:t>2</m:t>
-                          </m:r>
-                        </m:den>
-                      </m:f>
-                      <m:r>
-                        <m:t> </m:t>
-                      </m:r>
-                      <m:f>
-                        <m:fPr>
-                          <m:type m:val="bar"/>
-                        </m:fPr>
-                        <m:num>
-                          <m:r>
-                            <m:t>27</m:t>
-                          </m:r>
-                        </m:num>
-                        <m:den>
-                          <m:r>
-                            <m:t>25</m:t>
-                          </m:r>
-                        </m:den>
-                      </m:f>
-                      <m:r>
-                        <m:t> </m:t>
-                      </m:r>
-                      <m:f>
-                        <m:fPr>
-                          <m:type m:val="bar"/>
-                        </m:fPr>
-                        <m:num>
-                          <m:r>
-                            <m:t>2</m:t>
-                          </m:r>
-                        </m:num>
-                        <m:den>
-                          <m:r>
-                            <m:t>2</m:t>
-                          </m:r>
-                        </m:den>
-                      </m:f>
-                    </m:e>
-                  </m:mr>
-                  <m:mr>
-                    <m:e>
-                      <m:r>
-                        <m:rPr>
-                          <m:nor/>
-                          <m:sty m:val="p"/>
-                          <m:scr m:val="sans-serif"/>
-                        </m:rPr>
-                        <m:t>Mixed numbers:</m:t>
-                      </m:r>
-                      <m:r>
-                        <m:t> </m:t>
-                      </m:r>
-                    </m:e>
-                    <m:e>
-                      <m:r>
-                        <m:t>1</m:t>
-                      </m:r>
-                      <m:f>
-                        <m:fPr>
-                          <m:type m:val="bar"/>
-                        </m:fPr>
-                        <m:num>
-                          <m:r>
-                            <m:t>3</m:t>
-                          </m:r>
-                        </m:num>
-                        <m:den>
-                          <m:r>
-                            <m:t>4</m:t>
-                          </m:r>
-                        </m:den>
-                      </m:f>
-                      <m:r>
-                        <m:t> </m:t>
-                      </m:r>
-                      <m:r>
-                        <m:t>2</m:t>
-                      </m:r>
-                      <m:f>
-                        <m:fPr>
-                          <m:type m:val="bar"/>
-                        </m:fPr>
-                        <m:num>
-                          <m:r>
-                            <m:t>1</m:t>
-                          </m:r>
-                        </m:num>
-                        <m:den>
-                          <m:r>
-                            <m:t>2</m:t>
-                          </m:r>
-                        </m:den>
-                      </m:f>
-                      <m:r>
-                        <m:t> </m:t>
-                      </m:r>
-                      <m:r>
-                        <m:t>1</m:t>
-                      </m:r>
-                      <m:f>
-                        <m:fPr>
-                          <m:type m:val="bar"/>
-                        </m:fPr>
-                        <m:num>
-                          <m:r>
-                            <m:t>2</m:t>
-                          </m:r>
-                        </m:num>
-                        <m:den>
-                          <m:r>
-                            <m:t>25</m:t>
-                          </m:r>
-                        </m:den>
-                      </m:f>
-                    </m:e>
-                  </m:mr>
-                </m:m>
+                <m:eqArr>
+                  <m:e>
+                    <m:r>
+                      <m:rPr>
+                        <m:nor/>
+                        <m:scr m:val="sans-serif"/>
+                        <m:sty m:val="p"/>
+                      </m:rPr>
+                      <m:t>Proper fractions:</m:t>
+                    </m:r>
+                    <m:r>
+                      <m:t> </m:t>
+                    </m:r>
+                    <m:r>
+                      <m:t>&amp;</m:t>
+                    </m:r>
+                    <m:f>
+                      <m:fPr>
+                        <m:type m:val="bar"/>
+                      </m:fPr>
+                      <m:num>
+                        <m:r>
+                          <m:t>1</m:t>
+                        </m:r>
+                      </m:num>
+                      <m:den>
+                        <m:r>
+                          <m:t>4</m:t>
+                        </m:r>
+                      </m:den>
+                    </m:f>
+                    <m:r>
+                      <m:t> </m:t>
+                    </m:r>
+                    <m:f>
+                      <m:fPr>
+                        <m:type m:val="bar"/>
+                      </m:fPr>
+                      <m:num>
+                        <m:r>
+                          <m:t>1</m:t>
+                        </m:r>
+                      </m:num>
+                      <m:den>
+                        <m:r>
+                          <m:t>2</m:t>
+                        </m:r>
+                      </m:den>
+                    </m:f>
+                    <m:r>
+                      <m:t> </m:t>
+                    </m:r>
+                    <m:f>
+                      <m:fPr>
+                        <m:type m:val="bar"/>
+                      </m:fPr>
+                      <m:num>
+                        <m:r>
+                          <m:t>14</m:t>
+                        </m:r>
+                      </m:num>
+                      <m:den>
+                        <m:r>
+                          <m:t>25</m:t>
+                        </m:r>
+                      </m:den>
+                    </m:f>
+                  </m:e>
+                  <m:e>
+                    <m:r>
+                      <m:rPr>
+                        <m:nor/>
+                        <m:scr m:val="sans-serif"/>
+                        <m:sty m:val="p"/>
+                      </m:rPr>
+                      <m:t>Improper fractions:</m:t>
+                    </m:r>
+                    <m:r>
+                      <m:t> </m:t>
+                    </m:r>
+                    <m:r>
+                      <m:t>&amp;</m:t>
+                    </m:r>
+                    <m:f>
+                      <m:fPr>
+                        <m:type m:val="bar"/>
+                      </m:fPr>
+                      <m:num>
+                        <m:r>
+                          <m:t>7</m:t>
+                        </m:r>
+                      </m:num>
+                      <m:den>
+                        <m:r>
+                          <m:t>4</m:t>
+                        </m:r>
+                      </m:den>
+                    </m:f>
+                    <m:r>
+                      <m:t> </m:t>
+                    </m:r>
+                    <m:f>
+                      <m:fPr>
+                        <m:type m:val="bar"/>
+                      </m:fPr>
+                      <m:num>
+                        <m:r>
+                          <m:t>5</m:t>
+                        </m:r>
+                      </m:num>
+                      <m:den>
+                        <m:r>
+                          <m:t>2</m:t>
+                        </m:r>
+                      </m:den>
+                    </m:f>
+                    <m:r>
+                      <m:t> </m:t>
+                    </m:r>
+                    <m:f>
+                      <m:fPr>
+                        <m:type m:val="bar"/>
+                      </m:fPr>
+                      <m:num>
+                        <m:r>
+                          <m:t>27</m:t>
+                        </m:r>
+                      </m:num>
+                      <m:den>
+                        <m:r>
+                          <m:t>25</m:t>
+                        </m:r>
+                      </m:den>
+                    </m:f>
+                    <m:r>
+                      <m:t> </m:t>
+                    </m:r>
+                    <m:f>
+                      <m:fPr>
+                        <m:type m:val="bar"/>
+                      </m:fPr>
+                      <m:num>
+                        <m:r>
+                          <m:t>2</m:t>
+                        </m:r>
+                      </m:num>
+                      <m:den>
+                        <m:r>
+                          <m:t>2</m:t>
+                        </m:r>
+                      </m:den>
+                    </m:f>
+                  </m:e>
+                  <m:e>
+                    <m:r>
+                      <m:rPr>
+                        <m:nor/>
+                        <m:scr m:val="sans-serif"/>
+                        <m:sty m:val="p"/>
+                      </m:rPr>
+                      <m:t>Mixed numbers:</m:t>
+                    </m:r>
+                    <m:r>
+                      <m:t> </m:t>
+                    </m:r>
+                    <m:r>
+                      <m:t>&amp;</m:t>
+                    </m:r>
+                    <m:r>
+                      <m:t>1</m:t>
+                    </m:r>
+                    <m:f>
+                      <m:fPr>
+                        <m:type m:val="bar"/>
+                      </m:fPr>
+                      <m:num>
+                        <m:r>
+                          <m:t>3</m:t>
+                        </m:r>
+                      </m:num>
+                      <m:den>
+                        <m:r>
+                          <m:t>4</m:t>
+                        </m:r>
+                      </m:den>
+                    </m:f>
+                    <m:r>
+                      <m:t> </m:t>
+                    </m:r>
+                    <m:r>
+                      <m:t>2</m:t>
+                    </m:r>
+                    <m:f>
+                      <m:fPr>
+                        <m:type m:val="bar"/>
+                      </m:fPr>
+                      <m:num>
+                        <m:r>
+                          <m:t>1</m:t>
+                        </m:r>
+                      </m:num>
+                      <m:den>
+                        <m:r>
+                          <m:t>2</m:t>
+                        </m:r>
+                      </m:den>
+                    </m:f>
+                    <m:r>
+                      <m:t> </m:t>
+                    </m:r>
+                    <m:r>
+                      <m:t>1</m:t>
+                    </m:r>
+                    <m:f>
+                      <m:fPr>
+                        <m:type m:val="bar"/>
+                      </m:fPr>
+                      <m:num>
+                        <m:r>
+                          <m:t>2</m:t>
+                        </m:r>
+                      </m:num>
+                      <m:den>
+                        <m:r>
+                          <m:t>25</m:t>
+                        </m:r>
+                      </m:den>
+                    </m:f>
+                  </m:e>
+                </m:eqArr>
               </m:oMath>
             </m:oMathPara>
           </w:p>
@@ -2143,18 +2122,18 @@
                 <wp:inline>
                   <wp:extent cx="152400" cy="152400"/>
                   <wp:effectExtent b="0" l="0" r="0" t="0"/>
-                  <wp:docPr descr="" title="" id="39" name="Picture"/>
+                  <wp:docPr descr="" title="" id="28" name="Picture"/>
                   <a:graphic>
                     <a:graphicData uri="http://schemas.openxmlformats.org/drawingml/2006/picture">
                       <pic:pic>
                         <pic:nvPicPr>
-                          <pic:cNvPr descr="/Applications/quarto/share/formats/docx/important.png" id="40" name="Picture"/>
+                          <pic:cNvPr descr="/Applications/quarto/share/formats/docx/important.png" id="29" name="Picture"/>
                           <pic:cNvPicPr>
                             <a:picLocks noChangeArrowheads="1" noChangeAspect="1"/>
                           </pic:cNvPicPr>
                         </pic:nvPicPr>
                         <pic:blipFill>
-                          <a:blip r:embed="rId38"/>
+                          <a:blip r:embed="rId27"/>
                           <a:stretch>
                             <a:fillRect/>
                           </a:stretch>
@@ -2284,18 +2263,18 @@
           <wp:inline>
             <wp:extent cx="5755521" cy="926632"/>
             <wp:effectExtent b="0" l="0" r="0" t="0"/>
-            <wp:docPr descr="A number line showing the equivalence of the improper fraction \frac{7}{4} and the mixed number 1\frac{3}{4}." title="" id="42" name="Picture"/>
+            <wp:docPr descr="A number line showing the equivalence of the improper fraction \frac{7}{4} and the mixed number 1\frac{3}{4}." title="" id="31" name="Picture"/>
             <a:graphic>
               <a:graphicData uri="http://schemas.openxmlformats.org/drawingml/2006/picture">
                 <pic:pic>
                   <pic:nvPicPr>
-                    <pic:cNvPr descr="FiguresPNG/introtonumericalfractions-fig3.png" id="43" name="Picture"/>
+                    <pic:cNvPr descr="FiguresPNG/introtonumericalfractions-fig3.png" id="32" name="Picture"/>
                     <pic:cNvPicPr>
                       <a:picLocks noChangeArrowheads="1" noChangeAspect="1"/>
                     </pic:cNvPicPr>
                   </pic:nvPicPr>
                   <pic:blipFill>
-                    <a:blip r:embed="rId41"/>
+                    <a:blip r:embed="rId30"/>
                     <a:stretch>
                       <a:fillRect/>
                     </a:stretch>
@@ -2382,8 +2361,8 @@
         <w:t xml:space="preserve">.</w:t>
       </w:r>
     </w:p>
-    <w:bookmarkEnd w:id="44"/>
-    <w:bookmarkStart w:id="54" w:name="Xd311657fa2cc24dedaed500be28836695faa0e5"/>
+    <w:bookmarkEnd w:id="33"/>
+    <w:bookmarkStart w:id="43" w:name="Xd311657fa2cc24dedaed500be28836695faa0e5"/>
     <w:p>
       <w:pPr>
         <w:pStyle w:val="Heading1"/>
@@ -2441,18 +2420,18 @@
                 <wp:inline>
                   <wp:extent cx="152400" cy="152400"/>
                   <wp:effectExtent b="0" l="0" r="0" t="0"/>
-                  <wp:docPr descr="" title="" id="45" name="Picture"/>
+                  <wp:docPr descr="" title="" id="34" name="Picture"/>
                   <a:graphic>
                     <a:graphicData uri="http://schemas.openxmlformats.org/drawingml/2006/picture">
                       <pic:pic>
                         <pic:nvPicPr>
-                          <pic:cNvPr descr="/Applications/quarto/share/formats/docx/note.png" id="46" name="Picture"/>
+                          <pic:cNvPr descr="/Applications/quarto/share/formats/docx/note.png" id="35" name="Picture"/>
                           <pic:cNvPicPr>
                             <a:picLocks noChangeArrowheads="1" noChangeAspect="1"/>
                           </pic:cNvPicPr>
                         </pic:nvPicPr>
                         <pic:blipFill>
-                          <a:blip r:embed="rId20"/>
+                          <a:blip r:embed="rId9"/>
                           <a:stretch>
                             <a:fillRect/>
                           </a:stretch>
@@ -2644,18 +2623,18 @@
                 <wp:inline>
                   <wp:extent cx="152400" cy="152400"/>
                   <wp:effectExtent b="0" l="0" r="0" t="0"/>
-                  <wp:docPr descr="" title="" id="47" name="Picture"/>
+                  <wp:docPr descr="" title="" id="36" name="Picture"/>
                   <a:graphic>
                     <a:graphicData uri="http://schemas.openxmlformats.org/drawingml/2006/picture">
                       <pic:pic>
                         <pic:nvPicPr>
-                          <pic:cNvPr descr="/Applications/quarto/share/formats/docx/note.png" id="48" name="Picture"/>
+                          <pic:cNvPr descr="/Applications/quarto/share/formats/docx/note.png" id="37" name="Picture"/>
                           <pic:cNvPicPr>
                             <a:picLocks noChangeArrowheads="1" noChangeAspect="1"/>
                           </pic:cNvPicPr>
                         </pic:nvPicPr>
                         <pic:blipFill>
-                          <a:blip r:embed="rId20"/>
+                          <a:blip r:embed="rId9"/>
                           <a:stretch>
                             <a:fillRect/>
                           </a:stretch>
@@ -2944,18 +2923,18 @@
                 <wp:inline>
                   <wp:extent cx="152400" cy="152400"/>
                   <wp:effectExtent b="0" l="0" r="0" t="0"/>
-                  <wp:docPr descr="" title="" id="49" name="Picture"/>
+                  <wp:docPr descr="" title="" id="38" name="Picture"/>
                   <a:graphic>
                     <a:graphicData uri="http://schemas.openxmlformats.org/drawingml/2006/picture">
                       <pic:pic>
                         <pic:nvPicPr>
-                          <pic:cNvPr descr="/Applications/quarto/share/formats/docx/note.png" id="50" name="Picture"/>
+                          <pic:cNvPr descr="/Applications/quarto/share/formats/docx/note.png" id="39" name="Picture"/>
                           <pic:cNvPicPr>
                             <a:picLocks noChangeArrowheads="1" noChangeAspect="1"/>
                           </pic:cNvPicPr>
                         </pic:nvPicPr>
                         <pic:blipFill>
-                          <a:blip r:embed="rId20"/>
+                          <a:blip r:embed="rId9"/>
                           <a:stretch>
                             <a:fillRect/>
                           </a:stretch>
@@ -3196,18 +3175,18 @@
           <wp:inline>
             <wp:extent cx="5755521" cy="1746228"/>
             <wp:effectExtent b="0" l="0" r="0" t="0"/>
-            <wp:docPr descr="Improper fractions and mixed numbers represented by shaded parts of three circles." title="" id="52" name="Picture"/>
+            <wp:docPr descr="Improper fractions and mixed numbers represented by shaded parts of three circles." title="" id="41" name="Picture"/>
             <a:graphic>
               <a:graphicData uri="http://schemas.openxmlformats.org/drawingml/2006/picture">
                 <pic:pic>
                   <pic:nvPicPr>
-                    <pic:cNvPr descr="FiguresPNG/introtonumericalfractions-fig4.png" id="53" name="Picture"/>
+                    <pic:cNvPr descr="FiguresPNG/introtonumericalfractions-fig4.png" id="42" name="Picture"/>
                     <pic:cNvPicPr>
                       <a:picLocks noChangeArrowheads="1" noChangeAspect="1"/>
                     </pic:cNvPicPr>
                   </pic:nvPicPr>
                   <pic:blipFill>
-                    <a:blip r:embed="rId51"/>
+                    <a:blip r:embed="rId40"/>
                     <a:stretch>
                       <a:fillRect/>
                     </a:stretch>
@@ -3242,8 +3221,8 @@
         <w:t xml:space="preserve">Improper fractions and mixed numbers represented by shaded parts of three circles.</w:t>
       </w:r>
     </w:p>
-    <w:bookmarkEnd w:id="54"/>
-    <w:bookmarkStart w:id="72" w:name="equivalent-fractions"/>
+    <w:bookmarkEnd w:id="43"/>
+    <w:bookmarkStart w:id="61" w:name="equivalent-fractions"/>
     <w:p>
       <w:pPr>
         <w:pStyle w:val="Heading1"/>
@@ -3438,18 +3417,18 @@
                 <wp:inline>
                   <wp:extent cx="152400" cy="152400"/>
                   <wp:effectExtent b="0" l="0" r="0" t="0"/>
-                  <wp:docPr descr="" title="" id="55" name="Picture"/>
+                  <wp:docPr descr="" title="" id="44" name="Picture"/>
                   <a:graphic>
                     <a:graphicData uri="http://schemas.openxmlformats.org/drawingml/2006/picture">
                       <pic:pic>
                         <pic:nvPicPr>
-                          <pic:cNvPr descr="/Applications/quarto/share/formats/docx/note.png" id="56" name="Picture"/>
+                          <pic:cNvPr descr="/Applications/quarto/share/formats/docx/note.png" id="45" name="Picture"/>
                           <pic:cNvPicPr>
                             <a:picLocks noChangeArrowheads="1" noChangeAspect="1"/>
                           </pic:cNvPicPr>
                         </pic:nvPicPr>
                         <pic:blipFill>
-                          <a:blip r:embed="rId20"/>
+                          <a:blip r:embed="rId9"/>
                           <a:stretch>
                             <a:fillRect/>
                           </a:stretch>
@@ -3574,18 +3553,18 @@
                 <wp:inline>
                   <wp:extent cx="152400" cy="152400"/>
                   <wp:effectExtent b="0" l="0" r="0" t="0"/>
-                  <wp:docPr descr="" title="" id="57" name="Picture"/>
+                  <wp:docPr descr="" title="" id="46" name="Picture"/>
                   <a:graphic>
                     <a:graphicData uri="http://schemas.openxmlformats.org/drawingml/2006/picture">
                       <pic:pic>
                         <pic:nvPicPr>
-                          <pic:cNvPr descr="/Applications/quarto/share/formats/docx/note.png" id="58" name="Picture"/>
+                          <pic:cNvPr descr="/Applications/quarto/share/formats/docx/note.png" id="47" name="Picture"/>
                           <pic:cNvPicPr>
                             <a:picLocks noChangeArrowheads="1" noChangeAspect="1"/>
                           </pic:cNvPicPr>
                         </pic:nvPicPr>
                         <pic:blipFill>
-                          <a:blip r:embed="rId20"/>
+                          <a:blip r:embed="rId9"/>
                           <a:stretch>
                             <a:fillRect/>
                           </a:stretch>
@@ -4282,18 +4261,18 @@
           <wp:inline>
             <wp:extent cx="4487475" cy="4341478"/>
             <wp:effectExtent b="0" l="0" r="0" t="0"/>
-            <wp:docPr descr="A fraction wall showing equivalent fractions." title="" id="60" name="Picture"/>
+            <wp:docPr descr="A fraction wall showing equivalent fractions." title="" id="49" name="Picture"/>
             <a:graphic>
               <a:graphicData uri="http://schemas.openxmlformats.org/drawingml/2006/picture">
                 <pic:pic>
                   <pic:nvPicPr>
-                    <pic:cNvPr descr="FiguresPNG/introtonumericalfractions-fig5.png" id="61" name="Picture"/>
+                    <pic:cNvPr descr="FiguresPNG/introtonumericalfractions-fig5.png" id="50" name="Picture"/>
                     <pic:cNvPicPr>
                       <a:picLocks noChangeArrowheads="1" noChangeAspect="1"/>
                     </pic:cNvPicPr>
                   </pic:nvPicPr>
                   <pic:blipFill>
-                    <a:blip r:embed="rId59"/>
+                    <a:blip r:embed="rId48"/>
                     <a:stretch>
                       <a:fillRect/>
                     </a:stretch>
@@ -4368,18 +4347,18 @@
                 <wp:inline>
                   <wp:extent cx="152400" cy="152400"/>
                   <wp:effectExtent b="0" l="0" r="0" t="0"/>
-                  <wp:docPr descr="" title="" id="62" name="Picture"/>
+                  <wp:docPr descr="" title="" id="51" name="Picture"/>
                   <a:graphic>
                     <a:graphicData uri="http://schemas.openxmlformats.org/drawingml/2006/picture">
                       <pic:pic>
                         <pic:nvPicPr>
-                          <pic:cNvPr descr="/Applications/quarto/share/formats/docx/note.png" id="63" name="Picture"/>
+                          <pic:cNvPr descr="/Applications/quarto/share/formats/docx/note.png" id="52" name="Picture"/>
                           <pic:cNvPicPr>
                             <a:picLocks noChangeArrowheads="1" noChangeAspect="1"/>
                           </pic:cNvPicPr>
                         </pic:nvPicPr>
                         <pic:blipFill>
-                          <a:blip r:embed="rId20"/>
+                          <a:blip r:embed="rId9"/>
                           <a:stretch>
                             <a:fillRect/>
                           </a:stretch>
@@ -4443,275 +4422,257 @@
                 <m:jc m:val="center"/>
               </m:oMathParaPr>
               <m:oMath>
-                <m:m>
-                  <m:mPr>
-                    <m:baseJc m:val="center"/>
-                    <m:plcHide m:val="on"/>
-                    <m:mcs>
-                      <m:mc>
-                        <m:mcPr>
-                          <m:mcJc m:val="right"/>
-                          <m:count m:val="1"/>
-                        </m:mcPr>
-                      </m:mc>
-                      <m:mc>
-                        <m:mcPr>
-                          <m:mcJc m:val="left"/>
-                          <m:count m:val="1"/>
-                        </m:mcPr>
-                      </m:mc>
-                    </m:mcs>
-                  </m:mPr>
-                  <m:mr>
-                    <m:e/>
-                    <m:e>
-                      <m:f>
-                        <m:fPr>
-                          <m:type m:val="bar"/>
-                        </m:fPr>
-                        <m:num>
-                          <m:r>
-                            <m:t>1</m:t>
-                          </m:r>
-                        </m:num>
-                        <m:den>
-                          <m:r>
-                            <m:t>2</m:t>
-                          </m:r>
-                        </m:den>
-                      </m:f>
-                      <m:r>
-                        <m:rPr>
-                          <m:sty m:val="p"/>
-                        </m:rPr>
-                        <m:t>=</m:t>
-                      </m:r>
-                      <m:f>
-                        <m:fPr>
-                          <m:type m:val="bar"/>
-                        </m:fPr>
-                        <m:num>
-                          <m:r>
-                            <m:t>2</m:t>
-                          </m:r>
-                        </m:num>
-                        <m:den>
-                          <m:r>
-                            <m:t>4</m:t>
-                          </m:r>
-                        </m:den>
-                      </m:f>
-                      <m:r>
-                        <m:rPr>
-                          <m:sty m:val="p"/>
-                        </m:rPr>
-                        <m:t>=</m:t>
-                      </m:r>
-                      <m:f>
-                        <m:fPr>
-                          <m:type m:val="bar"/>
-                        </m:fPr>
-                        <m:num>
-                          <m:r>
-                            <m:t>3</m:t>
-                          </m:r>
-                        </m:num>
-                        <m:den>
-                          <m:r>
-                            <m:t>6</m:t>
-                          </m:r>
-                        </m:den>
-                      </m:f>
-                      <m:r>
-                        <m:rPr>
-                          <m:sty m:val="p"/>
-                        </m:rPr>
-                        <m:t>=</m:t>
-                      </m:r>
-                      <m:f>
-                        <m:fPr>
-                          <m:type m:val="bar"/>
-                        </m:fPr>
-                        <m:num>
-                          <m:r>
-                            <m:t>25</m:t>
-                          </m:r>
-                        </m:num>
-                        <m:den>
-                          <m:r>
-                            <m:t>50</m:t>
-                          </m:r>
-                        </m:den>
-                      </m:f>
-                    </m:e>
-                  </m:mr>
-                  <m:mr>
-                    <m:e/>
-                    <m:e>
-                      <m:f>
-                        <m:fPr>
-                          <m:type m:val="bar"/>
-                        </m:fPr>
-                        <m:num>
-                          <m:r>
-                            <m:t>1</m:t>
-                          </m:r>
-                        </m:num>
-                        <m:den>
-                          <m:r>
-                            <m:t>3</m:t>
-                          </m:r>
-                        </m:den>
-                      </m:f>
-                      <m:r>
-                        <m:rPr>
-                          <m:sty m:val="p"/>
-                        </m:rPr>
-                        <m:t>=</m:t>
-                      </m:r>
-                      <m:f>
-                        <m:fPr>
-                          <m:type m:val="bar"/>
-                        </m:fPr>
-                        <m:num>
-                          <m:r>
-                            <m:t>2</m:t>
-                          </m:r>
-                        </m:num>
-                        <m:den>
-                          <m:r>
-                            <m:t>6</m:t>
-                          </m:r>
-                        </m:den>
-                      </m:f>
-                      <m:r>
-                        <m:rPr>
-                          <m:sty m:val="p"/>
-                        </m:rPr>
-                        <m:t>=</m:t>
-                      </m:r>
-                      <m:f>
-                        <m:fPr>
-                          <m:type m:val="bar"/>
-                        </m:fPr>
-                        <m:num>
-                          <m:r>
-                            <m:t>3</m:t>
-                          </m:r>
-                        </m:num>
-                        <m:den>
-                          <m:r>
-                            <m:t>9</m:t>
-                          </m:r>
-                        </m:den>
-                      </m:f>
-                      <m:r>
-                        <m:rPr>
-                          <m:sty m:val="p"/>
-                        </m:rPr>
-                        <m:t>=</m:t>
-                      </m:r>
-                      <m:f>
-                        <m:fPr>
-                          <m:type m:val="bar"/>
-                        </m:fPr>
-                        <m:num>
-                          <m:r>
-                            <m:t>25</m:t>
-                          </m:r>
-                        </m:num>
-                        <m:den>
-                          <m:r>
-                            <m:t>75</m:t>
-                          </m:r>
-                        </m:den>
-                      </m:f>
-                    </m:e>
-                  </m:mr>
-                  <m:mr>
-                    <m:e/>
-                    <m:e>
-                      <m:f>
-                        <m:fPr>
-                          <m:type m:val="bar"/>
-                        </m:fPr>
-                        <m:num>
-                          <m:r>
-                            <m:t>5</m:t>
-                          </m:r>
-                        </m:num>
-                        <m:den>
-                          <m:r>
-                            <m:t>6</m:t>
-                          </m:r>
-                        </m:den>
-                      </m:f>
-                      <m:r>
-                        <m:rPr>
-                          <m:sty m:val="p"/>
-                        </m:rPr>
-                        <m:t>=</m:t>
-                      </m:r>
-                      <m:f>
-                        <m:fPr>
-                          <m:type m:val="bar"/>
-                        </m:fPr>
-                        <m:num>
-                          <m:r>
-                            <m:t>10</m:t>
-                          </m:r>
-                        </m:num>
-                        <m:den>
-                          <m:r>
-                            <m:t>12</m:t>
-                          </m:r>
-                        </m:den>
-                      </m:f>
-                      <m:r>
-                        <m:rPr>
-                          <m:sty m:val="p"/>
-                        </m:rPr>
-                        <m:t>=</m:t>
-                      </m:r>
-                      <m:f>
-                        <m:fPr>
-                          <m:type m:val="bar"/>
-                        </m:fPr>
-                        <m:num>
-                          <m:r>
-                            <m:t>15</m:t>
-                          </m:r>
-                        </m:num>
-                        <m:den>
-                          <m:r>
-                            <m:t>18</m:t>
-                          </m:r>
-                        </m:den>
-                      </m:f>
-                      <m:r>
-                        <m:rPr>
-                          <m:sty m:val="p"/>
-                        </m:rPr>
-                        <m:t>=</m:t>
-                      </m:r>
-                      <m:f>
-                        <m:fPr>
-                          <m:type m:val="bar"/>
-                        </m:fPr>
-                        <m:num>
-                          <m:r>
-                            <m:t>250</m:t>
-                          </m:r>
-                        </m:num>
-                        <m:den>
-                          <m:r>
-                            <m:t>300</m:t>
-                          </m:r>
-                        </m:den>
-                      </m:f>
-                    </m:e>
-                  </m:mr>
-                </m:m>
+                <m:eqArr>
+                  <m:e>
+                    <m:r>
+                      <m:t>&amp;</m:t>
+                    </m:r>
+                    <m:f>
+                      <m:fPr>
+                        <m:type m:val="bar"/>
+                      </m:fPr>
+                      <m:num>
+                        <m:r>
+                          <m:t>1</m:t>
+                        </m:r>
+                      </m:num>
+                      <m:den>
+                        <m:r>
+                          <m:t>2</m:t>
+                        </m:r>
+                      </m:den>
+                    </m:f>
+                    <m:r>
+                      <m:rPr>
+                        <m:sty m:val="p"/>
+                      </m:rPr>
+                      <m:t>=</m:t>
+                    </m:r>
+                    <m:f>
+                      <m:fPr>
+                        <m:type m:val="bar"/>
+                      </m:fPr>
+                      <m:num>
+                        <m:r>
+                          <m:t>2</m:t>
+                        </m:r>
+                      </m:num>
+                      <m:den>
+                        <m:r>
+                          <m:t>4</m:t>
+                        </m:r>
+                      </m:den>
+                    </m:f>
+                    <m:r>
+                      <m:rPr>
+                        <m:sty m:val="p"/>
+                      </m:rPr>
+                      <m:t>=</m:t>
+                    </m:r>
+                    <m:f>
+                      <m:fPr>
+                        <m:type m:val="bar"/>
+                      </m:fPr>
+                      <m:num>
+                        <m:r>
+                          <m:t>3</m:t>
+                        </m:r>
+                      </m:num>
+                      <m:den>
+                        <m:r>
+                          <m:t>6</m:t>
+                        </m:r>
+                      </m:den>
+                    </m:f>
+                    <m:r>
+                      <m:rPr>
+                        <m:sty m:val="p"/>
+                      </m:rPr>
+                      <m:t>=</m:t>
+                    </m:r>
+                    <m:f>
+                      <m:fPr>
+                        <m:type m:val="bar"/>
+                      </m:fPr>
+                      <m:num>
+                        <m:r>
+                          <m:t>25</m:t>
+                        </m:r>
+                      </m:num>
+                      <m:den>
+                        <m:r>
+                          <m:t>50</m:t>
+                        </m:r>
+                      </m:den>
+                    </m:f>
+                  </m:e>
+                  <m:e>
+                    <m:r>
+                      <m:t>&amp;</m:t>
+                    </m:r>
+                    <m:f>
+                      <m:fPr>
+                        <m:type m:val="bar"/>
+                      </m:fPr>
+                      <m:num>
+                        <m:r>
+                          <m:t>1</m:t>
+                        </m:r>
+                      </m:num>
+                      <m:den>
+                        <m:r>
+                          <m:t>3</m:t>
+                        </m:r>
+                      </m:den>
+                    </m:f>
+                    <m:r>
+                      <m:rPr>
+                        <m:sty m:val="p"/>
+                      </m:rPr>
+                      <m:t>=</m:t>
+                    </m:r>
+                    <m:f>
+                      <m:fPr>
+                        <m:type m:val="bar"/>
+                      </m:fPr>
+                      <m:num>
+                        <m:r>
+                          <m:t>2</m:t>
+                        </m:r>
+                      </m:num>
+                      <m:den>
+                        <m:r>
+                          <m:t>6</m:t>
+                        </m:r>
+                      </m:den>
+                    </m:f>
+                    <m:r>
+                      <m:rPr>
+                        <m:sty m:val="p"/>
+                      </m:rPr>
+                      <m:t>=</m:t>
+                    </m:r>
+                    <m:f>
+                      <m:fPr>
+                        <m:type m:val="bar"/>
+                      </m:fPr>
+                      <m:num>
+                        <m:r>
+                          <m:t>3</m:t>
+                        </m:r>
+                      </m:num>
+                      <m:den>
+                        <m:r>
+                          <m:t>9</m:t>
+                        </m:r>
+                      </m:den>
+                    </m:f>
+                    <m:r>
+                      <m:rPr>
+                        <m:sty m:val="p"/>
+                      </m:rPr>
+                      <m:t>=</m:t>
+                    </m:r>
+                    <m:f>
+                      <m:fPr>
+                        <m:type m:val="bar"/>
+                      </m:fPr>
+                      <m:num>
+                        <m:r>
+                          <m:t>25</m:t>
+                        </m:r>
+                      </m:num>
+                      <m:den>
+                        <m:r>
+                          <m:t>75</m:t>
+                        </m:r>
+                      </m:den>
+                    </m:f>
+                  </m:e>
+                  <m:e>
+                    <m:r>
+                      <m:t>&amp;</m:t>
+                    </m:r>
+                    <m:f>
+                      <m:fPr>
+                        <m:type m:val="bar"/>
+                      </m:fPr>
+                      <m:num>
+                        <m:r>
+                          <m:t>5</m:t>
+                        </m:r>
+                      </m:num>
+                      <m:den>
+                        <m:r>
+                          <m:t>6</m:t>
+                        </m:r>
+                      </m:den>
+                    </m:f>
+                    <m:r>
+                      <m:rPr>
+                        <m:sty m:val="p"/>
+                      </m:rPr>
+                      <m:t>=</m:t>
+                    </m:r>
+                    <m:f>
+                      <m:fPr>
+                        <m:type m:val="bar"/>
+                      </m:fPr>
+                      <m:num>
+                        <m:r>
+                          <m:t>10</m:t>
+                        </m:r>
+                      </m:num>
+                      <m:den>
+                        <m:r>
+                          <m:t>12</m:t>
+                        </m:r>
+                      </m:den>
+                    </m:f>
+                    <m:r>
+                      <m:rPr>
+                        <m:sty m:val="p"/>
+                      </m:rPr>
+                      <m:t>=</m:t>
+                    </m:r>
+                    <m:f>
+                      <m:fPr>
+                        <m:type m:val="bar"/>
+                      </m:fPr>
+                      <m:num>
+                        <m:r>
+                          <m:t>15</m:t>
+                        </m:r>
+                      </m:num>
+                      <m:den>
+                        <m:r>
+                          <m:t>18</m:t>
+                        </m:r>
+                      </m:den>
+                    </m:f>
+                    <m:r>
+                      <m:rPr>
+                        <m:sty m:val="p"/>
+                      </m:rPr>
+                      <m:t>=</m:t>
+                    </m:r>
+                    <m:f>
+                      <m:fPr>
+                        <m:type m:val="bar"/>
+                      </m:fPr>
+                      <m:num>
+                        <m:r>
+                          <m:t>250</m:t>
+                        </m:r>
+                      </m:num>
+                      <m:den>
+                        <m:r>
+                          <m:t>300</m:t>
+                        </m:r>
+                      </m:den>
+                    </m:f>
+                  </m:e>
+                </m:eqArr>
               </m:oMath>
             </m:oMathPara>
           </w:p>
@@ -4781,18 +4742,18 @@
           <wp:inline>
             <wp:extent cx="5755521" cy="1168230"/>
             <wp:effectExtent b="0" l="0" r="0" t="0"/>
-            <wp:docPr descr="Equivalent fractions represented by shaded parts of two circles." title="" id="65" name="Picture"/>
+            <wp:docPr descr="Equivalent fractions represented by shaded parts of two circles." title="" id="54" name="Picture"/>
             <a:graphic>
               <a:graphicData uri="http://schemas.openxmlformats.org/drawingml/2006/picture">
                 <pic:pic>
                   <pic:nvPicPr>
-                    <pic:cNvPr descr="FiguresPNG/introtonumericalfractions-fig6.png" id="66" name="Picture"/>
+                    <pic:cNvPr descr="FiguresPNG/introtonumericalfractions-fig6.png" id="55" name="Picture"/>
                     <pic:cNvPicPr>
                       <a:picLocks noChangeArrowheads="1" noChangeAspect="1"/>
                     </pic:cNvPicPr>
                   </pic:nvPicPr>
                   <pic:blipFill>
-                    <a:blip r:embed="rId64"/>
+                    <a:blip r:embed="rId53"/>
                     <a:stretch>
                       <a:fillRect/>
                     </a:stretch>
@@ -4868,18 +4829,18 @@
                 <wp:inline>
                   <wp:extent cx="152400" cy="152400"/>
                   <wp:effectExtent b="0" l="0" r="0" t="0"/>
-                  <wp:docPr descr="" title="" id="67" name="Picture"/>
+                  <wp:docPr descr="" title="" id="56" name="Picture"/>
                   <a:graphic>
                     <a:graphicData uri="http://schemas.openxmlformats.org/drawingml/2006/picture">
                       <pic:pic>
                         <pic:nvPicPr>
-                          <pic:cNvPr descr="/Applications/quarto/share/formats/docx/important.png" id="68" name="Picture"/>
+                          <pic:cNvPr descr="/Applications/quarto/share/formats/docx/important.png" id="57" name="Picture"/>
                           <pic:cNvPicPr>
                             <a:picLocks noChangeArrowheads="1" noChangeAspect="1"/>
                           </pic:cNvPicPr>
                         </pic:nvPicPr>
                         <pic:blipFill>
-                          <a:blip r:embed="rId38"/>
+                          <a:blip r:embed="rId27"/>
                           <a:stretch>
                             <a:fillRect/>
                           </a:stretch>
@@ -5194,7 +5155,7 @@
       <w:r>
         <w:t xml:space="preserve"> </w:t>
       </w:r>
-      <w:hyperlink r:id="rId69">
+      <w:hyperlink r:id="rId58">
         <w:r>
           <w:rPr>
             <w:rStyle w:val="Hyperlink"/>
@@ -5208,7 +5169,7 @@
       <w:r>
         <w:t xml:space="preserve"> </w:t>
       </w:r>
-      <w:hyperlink r:id="rId70">
+      <w:hyperlink r:id="rId59">
         <w:r>
           <w:rPr>
             <w:rStyle w:val="Hyperlink"/>
@@ -5225,7 +5186,7 @@
       <w:r>
         <w:t xml:space="preserve"> </w:t>
       </w:r>
-      <w:hyperlink r:id="rId71">
+      <w:hyperlink r:id="rId60">
         <w:r>
           <w:rPr>
             <w:rStyle w:val="Hyperlink"/>
@@ -5261,8 +5222,8 @@
         <w:t xml:space="preserve">the numerator and the denominator by the same number to find an equivalent fraction has a specific name. This is the topic of the next section.</w:t>
       </w:r>
     </w:p>
-    <w:bookmarkEnd w:id="72"/>
-    <w:bookmarkStart w:id="96" w:name="simplifying-fractions"/>
+    <w:bookmarkEnd w:id="61"/>
+    <w:bookmarkStart w:id="85" w:name="simplifying-fractions"/>
     <w:p>
       <w:pPr>
         <w:pStyle w:val="Heading1"/>
@@ -5612,18 +5573,18 @@
                 <wp:inline>
                   <wp:extent cx="152400" cy="152400"/>
                   <wp:effectExtent b="0" l="0" r="0" t="0"/>
-                  <wp:docPr descr="" title="" id="73" name="Picture"/>
+                  <wp:docPr descr="" title="" id="62" name="Picture"/>
                   <a:graphic>
                     <a:graphicData uri="http://schemas.openxmlformats.org/drawingml/2006/picture">
                       <pic:pic>
                         <pic:nvPicPr>
-                          <pic:cNvPr descr="/Applications/quarto/share/formats/docx/note.png" id="74" name="Picture"/>
+                          <pic:cNvPr descr="/Applications/quarto/share/formats/docx/note.png" id="63" name="Picture"/>
                           <pic:cNvPicPr>
                             <a:picLocks noChangeArrowheads="1" noChangeAspect="1"/>
                           </pic:cNvPicPr>
                         </pic:nvPicPr>
                         <pic:blipFill>
-                          <a:blip r:embed="rId20"/>
+                          <a:blip r:embed="rId9"/>
                           <a:stretch>
                             <a:fillRect/>
                           </a:stretch>
@@ -5852,18 +5813,18 @@
                 <wp:inline>
                   <wp:extent cx="152400" cy="152400"/>
                   <wp:effectExtent b="0" l="0" r="0" t="0"/>
-                  <wp:docPr descr="" title="" id="75" name="Picture"/>
+                  <wp:docPr descr="" title="" id="64" name="Picture"/>
                   <a:graphic>
                     <a:graphicData uri="http://schemas.openxmlformats.org/drawingml/2006/picture">
                       <pic:pic>
                         <pic:nvPicPr>
-                          <pic:cNvPr descr="/Applications/quarto/share/formats/docx/note.png" id="76" name="Picture"/>
+                          <pic:cNvPr descr="/Applications/quarto/share/formats/docx/note.png" id="65" name="Picture"/>
                           <pic:cNvPicPr>
                             <a:picLocks noChangeArrowheads="1" noChangeAspect="1"/>
                           </pic:cNvPicPr>
                         </pic:nvPicPr>
                         <pic:blipFill>
-                          <a:blip r:embed="rId20"/>
+                          <a:blip r:embed="rId9"/>
                           <a:stretch>
                             <a:fillRect/>
                           </a:stretch>
@@ -5985,8 +5946,8 @@
                 <m:r>
                   <m:rPr>
                     <m:nor/>
+                    <m:scr m:val="sans-serif"/>
                     <m:sty m:val="p"/>
-                    <m:scr m:val="sans-serif"/>
                   </m:rPr>
                   <m:t>Factors of </m:t>
                 </m:r>
@@ -5996,8 +5957,8 @@
                 <m:r>
                   <m:rPr>
                     <m:nor/>
+                    <m:scr m:val="sans-serif"/>
                     <m:sty m:val="p"/>
-                    <m:scr m:val="sans-serif"/>
                   </m:rPr>
                   <m:t>:</m:t>
                 </m:r>
@@ -6082,8 +6043,8 @@
                 <m:r>
                   <m:rPr>
                     <m:nor/>
+                    <m:scr m:val="sans-serif"/>
                     <m:sty m:val="p"/>
-                    <m:scr m:val="sans-serif"/>
                   </m:rPr>
                   <m:t>Factors of </m:t>
                 </m:r>
@@ -6093,8 +6054,8 @@
                 <m:r>
                   <m:rPr>
                     <m:nor/>
+                    <m:scr m:val="sans-serif"/>
                     <m:sty m:val="p"/>
-                    <m:scr m:val="sans-serif"/>
                   </m:rPr>
                   <m:t>:</m:t>
                 </m:r>
@@ -6169,8 +6130,8 @@
                 <m:r>
                   <m:rPr>
                     <m:nor/>
+                    <m:scr m:val="sans-serif"/>
                     <m:sty m:val="p"/>
-                    <m:scr m:val="sans-serif"/>
                   </m:rPr>
                   <m:t>Common factors:</m:t>
                 </m:r>
@@ -6224,8 +6185,8 @@
                 <m:r>
                   <m:rPr>
                     <m:nor/>
+                    <m:scr m:val="sans-serif"/>
                     <m:sty m:val="p"/>
-                    <m:scr m:val="sans-serif"/>
                   </m:rPr>
                   <m:t>Highest common factor:</m:t>
                 </m:r>
@@ -6290,18 +6251,18 @@
                 <wp:inline>
                   <wp:extent cx="152400" cy="152400"/>
                   <wp:effectExtent b="0" l="0" r="0" t="0"/>
-                  <wp:docPr descr="" title="" id="77" name="Picture"/>
+                  <wp:docPr descr="" title="" id="66" name="Picture"/>
                   <a:graphic>
                     <a:graphicData uri="http://schemas.openxmlformats.org/drawingml/2006/picture">
                       <pic:pic>
                         <pic:nvPicPr>
-                          <pic:cNvPr descr="/Applications/quarto/share/formats/docx/tip.png" id="78" name="Picture"/>
+                          <pic:cNvPr descr="/Applications/quarto/share/formats/docx/tip.png" id="67" name="Picture"/>
                           <pic:cNvPicPr>
                             <a:picLocks noChangeArrowheads="1" noChangeAspect="1"/>
                           </pic:cNvPicPr>
                         </pic:nvPicPr>
                         <pic:blipFill>
-                          <a:blip r:embed="rId26"/>
+                          <a:blip r:embed="rId15"/>
                           <a:stretch>
                             <a:fillRect/>
                           </a:stretch>
@@ -6363,7 +6324,7 @@
             <w:r>
               <w:t xml:space="preserve"> </w:t>
             </w:r>
-            <w:hyperlink r:id="rId79">
+            <w:hyperlink r:id="rId68">
               <w:r>
                 <w:rPr>
                   <w:rStyle w:val="Hyperlink"/>
@@ -6428,18 +6389,18 @@
                 <wp:inline>
                   <wp:extent cx="152400" cy="152400"/>
                   <wp:effectExtent b="0" l="0" r="0" t="0"/>
-                  <wp:docPr descr="" title="" id="80" name="Picture"/>
+                  <wp:docPr descr="" title="" id="69" name="Picture"/>
                   <a:graphic>
                     <a:graphicData uri="http://schemas.openxmlformats.org/drawingml/2006/picture">
                       <pic:pic>
                         <pic:nvPicPr>
-                          <pic:cNvPr descr="/Applications/quarto/share/formats/docx/note.png" id="81" name="Picture"/>
+                          <pic:cNvPr descr="/Applications/quarto/share/formats/docx/note.png" id="70" name="Picture"/>
                           <pic:cNvPicPr>
                             <a:picLocks noChangeArrowheads="1" noChangeAspect="1"/>
                           </pic:cNvPicPr>
                         </pic:nvPicPr>
                         <pic:blipFill>
-                          <a:blip r:embed="rId20"/>
+                          <a:blip r:embed="rId9"/>
                           <a:stretch>
                             <a:fillRect/>
                           </a:stretch>
@@ -6604,18 +6565,18 @@
                 <wp:inline>
                   <wp:extent cx="152400" cy="152400"/>
                   <wp:effectExtent b="0" l="0" r="0" t="0"/>
-                  <wp:docPr descr="" title="" id="82" name="Picture"/>
+                  <wp:docPr descr="" title="" id="71" name="Picture"/>
                   <a:graphic>
                     <a:graphicData uri="http://schemas.openxmlformats.org/drawingml/2006/picture">
                       <pic:pic>
                         <pic:nvPicPr>
-                          <pic:cNvPr descr="/Applications/quarto/share/formats/docx/note.png" id="83" name="Picture"/>
+                          <pic:cNvPr descr="/Applications/quarto/share/formats/docx/note.png" id="72" name="Picture"/>
                           <pic:cNvPicPr>
                             <a:picLocks noChangeArrowheads="1" noChangeAspect="1"/>
                           </pic:cNvPicPr>
                         </pic:nvPicPr>
                         <pic:blipFill>
-                          <a:blip r:embed="rId20"/>
+                          <a:blip r:embed="rId9"/>
                           <a:stretch>
                             <a:fillRect/>
                           </a:stretch>
@@ -6738,206 +6699,184 @@
                 <m:jc m:val="center"/>
               </m:oMathParaPr>
               <m:oMath>
-                <m:m>
-                  <m:mPr>
-                    <m:baseJc m:val="center"/>
-                    <m:plcHide m:val="on"/>
-                    <m:mcs>
-                      <m:mc>
-                        <m:mcPr>
-                          <m:mcJc m:val="right"/>
-                          <m:count m:val="1"/>
-                        </m:mcPr>
-                      </m:mc>
-                      <m:mc>
-                        <m:mcPr>
-                          <m:mcJc m:val="left"/>
-                          <m:count m:val="1"/>
-                        </m:mcPr>
-                      </m:mc>
-                    </m:mcs>
-                  </m:mPr>
-                  <m:mr>
-                    <m:e>
-                      <m:r>
-                        <m:rPr>
-                          <m:nor/>
-                          <m:sty m:val="p"/>
-                          <m:scr m:val="sans-serif"/>
-                        </m:rPr>
-                        <m:t>Factors of </m:t>
-                      </m:r>
-                      <m:r>
-                        <m:t>12</m:t>
-                      </m:r>
-                      <m:r>
-                        <m:rPr>
-                          <m:nor/>
-                          <m:sty m:val="p"/>
-                          <m:scr m:val="sans-serif"/>
-                        </m:rPr>
-                        <m:t>:</m:t>
-                      </m:r>
-                    </m:e>
-                    <m:e>
-                      <m:r>
-                        <m:t> </m:t>
-                      </m:r>
-                      <m:r>
-                        <m:t>1</m:t>
-                      </m:r>
-                      <m:r>
-                        <m:t> </m:t>
-                      </m:r>
-                      <m:r>
-                        <m:t>2</m:t>
-                      </m:r>
-                      <m:r>
-                        <m:t> </m:t>
-                      </m:r>
-                      <m:r>
-                        <m:t>3</m:t>
-                      </m:r>
-                      <m:r>
-                        <m:t> </m:t>
-                      </m:r>
-                      <m:r>
-                        <m:t>4</m:t>
-                      </m:r>
-                      <m:r>
-                        <m:t> </m:t>
-                      </m:r>
-                      <m:r>
-                        <m:t>6</m:t>
-                      </m:r>
-                      <m:r>
-                        <m:t> </m:t>
-                      </m:r>
-                      <m:r>
-                        <m:t>12</m:t>
-                      </m:r>
-                    </m:e>
-                  </m:mr>
-                  <m:mr>
-                    <m:e>
-                      <m:r>
-                        <m:rPr>
-                          <m:nor/>
-                          <m:sty m:val="p"/>
-                          <m:scr m:val="sans-serif"/>
-                        </m:rPr>
-                        <m:t>Factors of </m:t>
-                      </m:r>
-                      <m:r>
-                        <m:t>18</m:t>
-                      </m:r>
-                      <m:r>
-                        <m:rPr>
-                          <m:nor/>
-                          <m:sty m:val="p"/>
-                          <m:scr m:val="sans-serif"/>
-                        </m:rPr>
-                        <m:t>:</m:t>
-                      </m:r>
-                    </m:e>
-                    <m:e>
-                      <m:r>
-                        <m:t> </m:t>
-                      </m:r>
-                      <m:r>
-                        <m:t>1</m:t>
-                      </m:r>
-                      <m:r>
-                        <m:t> </m:t>
-                      </m:r>
-                      <m:r>
-                        <m:t>2</m:t>
-                      </m:r>
-                      <m:r>
-                        <m:t> </m:t>
-                      </m:r>
-                      <m:r>
-                        <m:t>3</m:t>
-                      </m:r>
-                      <m:r>
-                        <m:t> </m:t>
-                      </m:r>
-                      <m:r>
-                        <m:t>6</m:t>
-                      </m:r>
-                      <m:r>
-                        <m:t> </m:t>
-                      </m:r>
-                      <m:r>
-                        <m:t>9</m:t>
-                      </m:r>
-                      <m:r>
-                        <m:t> </m:t>
-                      </m:r>
-                      <m:r>
-                        <m:t>18</m:t>
-                      </m:r>
-                    </m:e>
-                  </m:mr>
-                  <m:mr>
-                    <m:e>
-                      <m:r>
-                        <m:rPr>
-                          <m:nor/>
-                          <m:sty m:val="p"/>
-                          <m:scr m:val="sans-serif"/>
-                        </m:rPr>
-                        <m:t>Common factors:</m:t>
-                      </m:r>
-                    </m:e>
-                    <m:e>
-                      <m:r>
-                        <m:t> </m:t>
-                      </m:r>
-                      <m:r>
-                        <m:t>1</m:t>
-                      </m:r>
-                      <m:r>
-                        <m:t> </m:t>
-                      </m:r>
-                      <m:r>
-                        <m:t>2</m:t>
-                      </m:r>
-                      <m:r>
-                        <m:t> </m:t>
-                      </m:r>
-                      <m:r>
-                        <m:t>3</m:t>
-                      </m:r>
-                      <m:r>
-                        <m:t> </m:t>
-                      </m:r>
-                      <m:r>
-                        <m:t>6</m:t>
-                      </m:r>
-                    </m:e>
-                  </m:mr>
-                  <m:mr>
-                    <m:e>
-                      <m:r>
-                        <m:rPr>
-                          <m:nor/>
-                          <m:sty m:val="p"/>
-                          <m:scr m:val="sans-serif"/>
-                        </m:rPr>
-                        <m:t>Highest common factor:</m:t>
-                      </m:r>
-                    </m:e>
-                    <m:e>
-                      <m:r>
-                        <m:t> </m:t>
-                      </m:r>
-                      <m:r>
-                        <m:t>6</m:t>
-                      </m:r>
-                    </m:e>
-                  </m:mr>
-                </m:m>
+                <m:eqArr>
+                  <m:e>
+                    <m:r>
+                      <m:rPr>
+                        <m:nor/>
+                        <m:scr m:val="sans-serif"/>
+                        <m:sty m:val="p"/>
+                      </m:rPr>
+                      <m:t>Factors of </m:t>
+                    </m:r>
+                    <m:r>
+                      <m:t>12</m:t>
+                    </m:r>
+                    <m:r>
+                      <m:rPr>
+                        <m:nor/>
+                        <m:scr m:val="sans-serif"/>
+                        <m:sty m:val="p"/>
+                      </m:rPr>
+                      <m:t>:</m:t>
+                    </m:r>
+                    <m:r>
+                      <m:t>&amp;</m:t>
+                    </m:r>
+                    <m:r>
+                      <m:t> </m:t>
+                    </m:r>
+                    <m:r>
+                      <m:t>1</m:t>
+                    </m:r>
+                    <m:r>
+                      <m:t> </m:t>
+                    </m:r>
+                    <m:r>
+                      <m:t>2</m:t>
+                    </m:r>
+                    <m:r>
+                      <m:t> </m:t>
+                    </m:r>
+                    <m:r>
+                      <m:t>3</m:t>
+                    </m:r>
+                    <m:r>
+                      <m:t> </m:t>
+                    </m:r>
+                    <m:r>
+                      <m:t>4</m:t>
+                    </m:r>
+                    <m:r>
+                      <m:t> </m:t>
+                    </m:r>
+                    <m:r>
+                      <m:t>6</m:t>
+                    </m:r>
+                    <m:r>
+                      <m:t> </m:t>
+                    </m:r>
+                    <m:r>
+                      <m:t>12</m:t>
+                    </m:r>
+                  </m:e>
+                  <m:e>
+                    <m:r>
+                      <m:rPr>
+                        <m:nor/>
+                        <m:scr m:val="sans-serif"/>
+                        <m:sty m:val="p"/>
+                      </m:rPr>
+                      <m:t>Factors of </m:t>
+                    </m:r>
+                    <m:r>
+                      <m:t>18</m:t>
+                    </m:r>
+                    <m:r>
+                      <m:rPr>
+                        <m:nor/>
+                        <m:scr m:val="sans-serif"/>
+                        <m:sty m:val="p"/>
+                      </m:rPr>
+                      <m:t>:</m:t>
+                    </m:r>
+                    <m:r>
+                      <m:t>&amp;</m:t>
+                    </m:r>
+                    <m:r>
+                      <m:t> </m:t>
+                    </m:r>
+                    <m:r>
+                      <m:t>1</m:t>
+                    </m:r>
+                    <m:r>
+                      <m:t> </m:t>
+                    </m:r>
+                    <m:r>
+                      <m:t>2</m:t>
+                    </m:r>
+                    <m:r>
+                      <m:t> </m:t>
+                    </m:r>
+                    <m:r>
+                      <m:t>3</m:t>
+                    </m:r>
+                    <m:r>
+                      <m:t> </m:t>
+                    </m:r>
+                    <m:r>
+                      <m:t>6</m:t>
+                    </m:r>
+                    <m:r>
+                      <m:t> </m:t>
+                    </m:r>
+                    <m:r>
+                      <m:t>9</m:t>
+                    </m:r>
+                    <m:r>
+                      <m:t> </m:t>
+                    </m:r>
+                    <m:r>
+                      <m:t>18</m:t>
+                    </m:r>
+                  </m:e>
+                  <m:e>
+                    <m:r>
+                      <m:rPr>
+                        <m:nor/>
+                        <m:scr m:val="sans-serif"/>
+                        <m:sty m:val="p"/>
+                      </m:rPr>
+                      <m:t>Common factors:</m:t>
+                    </m:r>
+                    <m:r>
+                      <m:t>&amp;</m:t>
+                    </m:r>
+                    <m:r>
+                      <m:t> </m:t>
+                    </m:r>
+                    <m:r>
+                      <m:t>1</m:t>
+                    </m:r>
+                    <m:r>
+                      <m:t> </m:t>
+                    </m:r>
+                    <m:r>
+                      <m:t>2</m:t>
+                    </m:r>
+                    <m:r>
+                      <m:t> </m:t>
+                    </m:r>
+                    <m:r>
+                      <m:t>3</m:t>
+                    </m:r>
+                    <m:r>
+                      <m:t> </m:t>
+                    </m:r>
+                    <m:r>
+                      <m:t>6</m:t>
+                    </m:r>
+                  </m:e>
+                  <m:e>
+                    <m:r>
+                      <m:rPr>
+                        <m:nor/>
+                        <m:scr m:val="sans-serif"/>
+                        <m:sty m:val="p"/>
+                      </m:rPr>
+                      <m:t>Highest common factor:</m:t>
+                    </m:r>
+                    <m:r>
+                      <m:t>&amp;</m:t>
+                    </m:r>
+                    <m:r>
+                      <m:t> </m:t>
+                    </m:r>
+                    <m:r>
+                      <m:t>6</m:t>
+                    </m:r>
+                  </m:e>
+                </m:eqArr>
               </m:oMath>
             </m:oMathPara>
           </w:p>
@@ -7169,18 +7108,18 @@
                 <wp:inline>
                   <wp:extent cx="152400" cy="152400"/>
                   <wp:effectExtent b="0" l="0" r="0" t="0"/>
-                  <wp:docPr descr="" title="" id="84" name="Picture"/>
+                  <wp:docPr descr="" title="" id="73" name="Picture"/>
                   <a:graphic>
                     <a:graphicData uri="http://schemas.openxmlformats.org/drawingml/2006/picture">
                       <pic:pic>
                         <pic:nvPicPr>
-                          <pic:cNvPr descr="/Applications/quarto/share/formats/docx/note.png" id="85" name="Picture"/>
+                          <pic:cNvPr descr="/Applications/quarto/share/formats/docx/note.png" id="74" name="Picture"/>
                           <pic:cNvPicPr>
                             <a:picLocks noChangeArrowheads="1" noChangeAspect="1"/>
                           </pic:cNvPicPr>
                         </pic:nvPicPr>
                         <pic:blipFill>
-                          <a:blip r:embed="rId20"/>
+                          <a:blip r:embed="rId9"/>
                           <a:stretch>
                             <a:fillRect/>
                           </a:stretch>
@@ -7300,144 +7239,123 @@
                 <m:jc m:val="center"/>
               </m:oMathParaPr>
               <m:oMath>
-                <m:m>
-                  <m:mPr>
-                    <m:baseJc m:val="center"/>
-                    <m:plcHide m:val="on"/>
-                    <m:mcs>
-                      <m:mc>
-                        <m:mcPr>
-                          <m:mcJc m:val="right"/>
-                          <m:count m:val="1"/>
-                        </m:mcPr>
-                      </m:mc>
-                      <m:mc>
-                        <m:mcPr>
-                          <m:mcJc m:val="left"/>
-                          <m:count m:val="1"/>
-                        </m:mcPr>
-                      </m:mc>
-                    </m:mcs>
-                  </m:mPr>
-                  <m:mr>
-                    <m:e>
-                      <m:r>
-                        <m:rPr>
-                          <m:nor/>
-                          <m:sty m:val="p"/>
-                          <m:scr m:val="sans-serif"/>
-                        </m:rPr>
-                        <m:t>Factors of </m:t>
-                      </m:r>
-                      <m:r>
-                        <m:t>7</m:t>
-                      </m:r>
-                      <m:r>
-                        <m:rPr>
-                          <m:nor/>
-                          <m:sty m:val="p"/>
-                          <m:scr m:val="sans-serif"/>
-                        </m:rPr>
-                        <m:t>:</m:t>
-                      </m:r>
-                    </m:e>
-                    <m:e>
-                      <m:r>
-                        <m:t> </m:t>
-                      </m:r>
-                      <m:r>
-                        <m:t>1</m:t>
-                      </m:r>
-                      <m:r>
-                        <m:t> </m:t>
-                      </m:r>
-                      <m:r>
-                        <m:t>7</m:t>
-                      </m:r>
-                    </m:e>
-                  </m:mr>
-                  <m:mr>
-                    <m:e>
-                      <m:r>
-                        <m:rPr>
-                          <m:nor/>
-                          <m:sty m:val="p"/>
-                          <m:scr m:val="sans-serif"/>
-                        </m:rPr>
-                        <m:t>Factors of </m:t>
-                      </m:r>
-                      <m:r>
-                        <m:t>20</m:t>
-                      </m:r>
-                      <m:r>
-                        <m:rPr>
-                          <m:nor/>
-                          <m:sty m:val="p"/>
-                          <m:scr m:val="sans-serif"/>
-                        </m:rPr>
-                        <m:t>:</m:t>
-                      </m:r>
-                    </m:e>
-                    <m:e>
-                      <m:r>
-                        <m:t> </m:t>
-                      </m:r>
-                      <m:r>
-                        <m:t>1</m:t>
-                      </m:r>
-                      <m:r>
-                        <m:t> </m:t>
-                      </m:r>
-                      <m:r>
-                        <m:t>2</m:t>
-                      </m:r>
-                      <m:r>
-                        <m:t> </m:t>
-                      </m:r>
-                      <m:r>
-                        <m:t>4</m:t>
-                      </m:r>
-                      <m:r>
-                        <m:t> </m:t>
-                      </m:r>
-                      <m:r>
-                        <m:t>5</m:t>
-                      </m:r>
-                      <m:r>
-                        <m:t> </m:t>
-                      </m:r>
-                      <m:r>
-                        <m:t>10</m:t>
-                      </m:r>
-                      <m:r>
-                        <m:t> </m:t>
-                      </m:r>
-                      <m:r>
-                        <m:t>20</m:t>
-                      </m:r>
-                    </m:e>
-                  </m:mr>
-                  <m:mr>
-                    <m:e>
-                      <m:r>
-                        <m:rPr>
-                          <m:nor/>
-                          <m:sty m:val="p"/>
-                          <m:scr m:val="sans-serif"/>
-                        </m:rPr>
-                        <m:t>Common factors:</m:t>
-                      </m:r>
-                    </m:e>
-                    <m:e>
-                      <m:r>
-                        <m:t> </m:t>
-                      </m:r>
-                      <m:r>
-                        <m:t>1</m:t>
-                      </m:r>
-                    </m:e>
-                  </m:mr>
-                </m:m>
+                <m:eqArr>
+                  <m:e>
+                    <m:r>
+                      <m:rPr>
+                        <m:nor/>
+                        <m:scr m:val="sans-serif"/>
+                        <m:sty m:val="p"/>
+                      </m:rPr>
+                      <m:t>Factors of </m:t>
+                    </m:r>
+                    <m:r>
+                      <m:t>7</m:t>
+                    </m:r>
+                    <m:r>
+                      <m:rPr>
+                        <m:nor/>
+                        <m:scr m:val="sans-serif"/>
+                        <m:sty m:val="p"/>
+                      </m:rPr>
+                      <m:t>:</m:t>
+                    </m:r>
+                    <m:r>
+                      <m:t>&amp;</m:t>
+                    </m:r>
+                    <m:r>
+                      <m:t> </m:t>
+                    </m:r>
+                    <m:r>
+                      <m:t>1</m:t>
+                    </m:r>
+                    <m:r>
+                      <m:t> </m:t>
+                    </m:r>
+                    <m:r>
+                      <m:t>7</m:t>
+                    </m:r>
+                  </m:e>
+                  <m:e>
+                    <m:r>
+                      <m:rPr>
+                        <m:nor/>
+                        <m:scr m:val="sans-serif"/>
+                        <m:sty m:val="p"/>
+                      </m:rPr>
+                      <m:t>Factors of </m:t>
+                    </m:r>
+                    <m:r>
+                      <m:t>20</m:t>
+                    </m:r>
+                    <m:r>
+                      <m:rPr>
+                        <m:nor/>
+                        <m:scr m:val="sans-serif"/>
+                        <m:sty m:val="p"/>
+                      </m:rPr>
+                      <m:t>:</m:t>
+                    </m:r>
+                    <m:r>
+                      <m:t>&amp;</m:t>
+                    </m:r>
+                    <m:r>
+                      <m:t> </m:t>
+                    </m:r>
+                    <m:r>
+                      <m:t>1</m:t>
+                    </m:r>
+                    <m:r>
+                      <m:t> </m:t>
+                    </m:r>
+                    <m:r>
+                      <m:t>2</m:t>
+                    </m:r>
+                    <m:r>
+                      <m:t> </m:t>
+                    </m:r>
+                    <m:r>
+                      <m:t>4</m:t>
+                    </m:r>
+                    <m:r>
+                      <m:t> </m:t>
+                    </m:r>
+                    <m:r>
+                      <m:t>5</m:t>
+                    </m:r>
+                    <m:r>
+                      <m:t> </m:t>
+                    </m:r>
+                    <m:r>
+                      <m:t>10</m:t>
+                    </m:r>
+                    <m:r>
+                      <m:t> </m:t>
+                    </m:r>
+                    <m:r>
+                      <m:t>20</m:t>
+                    </m:r>
+                  </m:e>
+                  <m:e>
+                    <m:r>
+                      <m:rPr>
+                        <m:nor/>
+                        <m:scr m:val="sans-serif"/>
+                        <m:sty m:val="p"/>
+                      </m:rPr>
+                      <m:t>Common factors:</m:t>
+                    </m:r>
+                    <m:r>
+                      <m:t>&amp;</m:t>
+                    </m:r>
+                    <m:r>
+                      <m:t> </m:t>
+                    </m:r>
+                    <m:r>
+                      <m:t>1</m:t>
+                    </m:r>
+                  </m:e>
+                </m:eqArr>
               </m:oMath>
             </m:oMathPara>
           </w:p>
@@ -7529,18 +7447,18 @@
           <wp:inline>
             <wp:extent cx="5755521" cy="1168230"/>
             <wp:effectExtent b="0" l="0" r="0" t="0"/>
-            <wp:docPr descr="The process of simplifying fractions, represented by shaded parts of two circles." title="" id="87" name="Picture"/>
+            <wp:docPr descr="The process of simplifying fractions, represented by shaded parts of two circles." title="" id="76" name="Picture"/>
             <a:graphic>
               <a:graphicData uri="http://schemas.openxmlformats.org/drawingml/2006/picture">
                 <pic:pic>
                   <pic:nvPicPr>
-                    <pic:cNvPr descr="FiguresPNG/introtonumericalfractions-fig7.png" id="88" name="Picture"/>
+                    <pic:cNvPr descr="FiguresPNG/introtonumericalfractions-fig7.png" id="77" name="Picture"/>
                     <pic:cNvPicPr>
                       <a:picLocks noChangeArrowheads="1" noChangeAspect="1"/>
                     </pic:cNvPicPr>
                   </pic:nvPicPr>
                   <pic:blipFill>
-                    <a:blip r:embed="rId86"/>
+                    <a:blip r:embed="rId75"/>
                     <a:stretch>
                       <a:fillRect/>
                     </a:stretch>
@@ -7778,18 +7696,18 @@
                 <wp:inline>
                   <wp:extent cx="152400" cy="152400"/>
                   <wp:effectExtent b="0" l="0" r="0" t="0"/>
-                  <wp:docPr descr="" title="" id="89" name="Picture"/>
+                  <wp:docPr descr="" title="" id="78" name="Picture"/>
                   <a:graphic>
                     <a:graphicData uri="http://schemas.openxmlformats.org/drawingml/2006/picture">
                       <pic:pic>
                         <pic:nvPicPr>
-                          <pic:cNvPr descr="/Applications/quarto/share/formats/docx/tip.png" id="90" name="Picture"/>
+                          <pic:cNvPr descr="/Applications/quarto/share/formats/docx/tip.png" id="79" name="Picture"/>
                           <pic:cNvPicPr>
                             <a:picLocks noChangeArrowheads="1" noChangeAspect="1"/>
                           </pic:cNvPicPr>
                         </pic:nvPicPr>
                         <pic:blipFill>
-                          <a:blip r:embed="rId26"/>
+                          <a:blip r:embed="rId15"/>
                           <a:stretch>
                             <a:fillRect/>
                           </a:stretch>
@@ -7902,18 +7820,18 @@
                 <wp:inline>
                   <wp:extent cx="152400" cy="152400"/>
                   <wp:effectExtent b="0" l="0" r="0" t="0"/>
-                  <wp:docPr descr="" title="" id="91" name="Picture"/>
+                  <wp:docPr descr="" title="" id="80" name="Picture"/>
                   <a:graphic>
                     <a:graphicData uri="http://schemas.openxmlformats.org/drawingml/2006/picture">
                       <pic:pic>
                         <pic:nvPicPr>
-                          <pic:cNvPr descr="/Applications/quarto/share/formats/docx/important.png" id="92" name="Picture"/>
+                          <pic:cNvPr descr="/Applications/quarto/share/formats/docx/important.png" id="81" name="Picture"/>
                           <pic:cNvPicPr>
                             <a:picLocks noChangeArrowheads="1" noChangeAspect="1"/>
                           </pic:cNvPicPr>
                         </pic:nvPicPr>
                         <pic:blipFill>
-                          <a:blip r:embed="rId38"/>
+                          <a:blip r:embed="rId27"/>
                           <a:stretch>
                             <a:fillRect/>
                           </a:stretch>
@@ -8166,18 +8084,18 @@
                 <wp:inline>
                   <wp:extent cx="152400" cy="152400"/>
                   <wp:effectExtent b="0" l="0" r="0" t="0"/>
-                  <wp:docPr descr="" title="" id="94" name="Picture"/>
+                  <wp:docPr descr="" title="" id="83" name="Picture"/>
                   <a:graphic>
                     <a:graphicData uri="http://schemas.openxmlformats.org/drawingml/2006/picture">
                       <pic:pic>
                         <pic:nvPicPr>
-                          <pic:cNvPr descr="/Applications/quarto/share/formats/docx/warning.png" id="95" name="Picture"/>
+                          <pic:cNvPr descr="/Applications/quarto/share/formats/docx/warning.png" id="84" name="Picture"/>
                           <pic:cNvPicPr>
                             <a:picLocks noChangeArrowheads="1" noChangeAspect="1"/>
                           </pic:cNvPicPr>
                         </pic:nvPicPr>
                         <pic:blipFill>
-                          <a:blip r:embed="rId93"/>
+                          <a:blip r:embed="rId82"/>
                           <a:stretch>
                             <a:fillRect/>
                           </a:stretch>
@@ -8467,7 +8385,7 @@
       <w:r>
         <w:t xml:space="preserve"> </w:t>
       </w:r>
-      <w:hyperlink r:id="rId69">
+      <w:hyperlink r:id="rId58">
         <w:r>
           <w:rPr>
             <w:rStyle w:val="Hyperlink"/>
@@ -8481,7 +8399,7 @@
       <w:r>
         <w:t xml:space="preserve"> </w:t>
       </w:r>
-      <w:hyperlink r:id="rId70">
+      <w:hyperlink r:id="rId59">
         <w:r>
           <w:rPr>
             <w:rStyle w:val="Hyperlink"/>
@@ -8498,7 +8416,7 @@
       <w:r>
         <w:t xml:space="preserve"> </w:t>
       </w:r>
-      <w:hyperlink r:id="rId71">
+      <w:hyperlink r:id="rId60">
         <w:r>
           <w:rPr>
             <w:rStyle w:val="Hyperlink"/>
@@ -8510,8 +8428,8 @@
         <w:t xml:space="preserve">.</w:t>
       </w:r>
     </w:p>
-    <w:bookmarkEnd w:id="96"/>
-    <w:bookmarkStart w:id="97" w:name="quick-check-problems"/>
+    <w:bookmarkEnd w:id="85"/>
+    <w:bookmarkStart w:id="86" w:name="quick-check-problems"/>
     <w:p>
       <w:pPr>
         <w:pStyle w:val="Heading1"/>
@@ -8935,8 +8853,8 @@
         <w:t xml:space="preserve">in its simplest form.</w:t>
       </w:r>
     </w:p>
-    <w:bookmarkEnd w:id="97"/>
-    <w:bookmarkStart w:id="101" w:name="further-reading"/>
+    <w:bookmarkEnd w:id="86"/>
+    <w:bookmarkStart w:id="90" w:name="further-reading"/>
     <w:p>
       <w:pPr>
         <w:pStyle w:val="Heading1"/>
@@ -8949,7 +8867,7 @@
       <w:pPr>
         <w:pStyle w:val="FirstParagraph"/>
       </w:pPr>
-      <w:hyperlink r:id="rId98">
+      <w:hyperlink r:id="rId87">
         <w:r>
           <w:rPr>
             <w:rStyle w:val="Hyperlink"/>
@@ -8962,7 +8880,7 @@
       <w:pPr>
         <w:pStyle w:val="BodyText"/>
       </w:pPr>
-      <w:hyperlink r:id="rId69">
+      <w:hyperlink r:id="rId58">
         <w:r>
           <w:rPr>
             <w:rStyle w:val="Hyperlink"/>
@@ -8971,7 +8889,7 @@
         </w:r>
       </w:hyperlink>
     </w:p>
-    <w:bookmarkStart w:id="100" w:name="version-history"/>
+    <w:bookmarkStart w:id="89" w:name="version-history"/>
     <w:p>
       <w:pPr>
         <w:pStyle w:val="Heading2"/>
@@ -8992,7 +8910,7 @@
       <w:pPr>
         <w:pStyle w:val="BodyText"/>
       </w:pPr>
-      <w:hyperlink r:id="rId99">
+      <w:hyperlink r:id="rId88">
         <w:r>
           <w:rPr>
             <w:rStyle w:val="Hyperlink"/>
@@ -9001,8 +8919,8 @@
         </w:r>
       </w:hyperlink>
     </w:p>
-    <w:bookmarkEnd w:id="100"/>
-    <w:bookmarkEnd w:id="101"/>
+    <w:bookmarkEnd w:id="89"/>
+    <w:bookmarkEnd w:id="90"/>
     <w:sectPr>
       <w:pgSz w:h="15840" w:w="12240"/>
       <w:pgMar w:bottom="1440" w:footer="720" w:gutter="0" w:header="720" w:left="1440" w:right="1440" w:top="1440"/>
